--- a/templates/dhs/dhs_petition_2p_2c.docx
+++ b/templates/dhs/dhs_petition_2p_2c.docx
@@ -423,7 +423,47 @@
           <w:sz w:val="24"/>
           <w:szCs w:val="24"/>
         </w:rPr>
-        <w:t xml:space="preserve">Comes now {{ petitioner1_name }} and {{ petitioner2_name }}, and respectfully allege and state as follows:</w:t>
+        <w:t xml:space="preserve">Comes now </w:t>
+      </w:r>
+      <w:r>
+        <w:rPr>
+          <w:rFonts w:ascii="Times New Roman" w:cs="Times New Roman" w:eastAsia="Times New Roman" w:hAnsi="Times New Roman"/>
+          <w:b/>
+          <w:bCs w:val="false"/>
+          <w:sz w:val="24"/>
+          <w:szCs w:val="24"/>
+        </w:rPr>
+        <w:t>{{ petitioner1_name }}</w:t>
+      </w:r>
+      <w:r>
+        <w:rPr>
+          <w:rFonts w:ascii="Times New Roman" w:cs="Times New Roman" w:eastAsia="Times New Roman" w:hAnsi="Times New Roman"/>
+          <w:b w:val="false"/>
+          <w:bCs w:val="false"/>
+          <w:sz w:val="24"/>
+          <w:szCs w:val="24"/>
+        </w:rPr>
+        <w:t xml:space="preserve"> and </w:t>
+      </w:r>
+      <w:r>
+        <w:rPr>
+          <w:rFonts w:ascii="Times New Roman" w:cs="Times New Roman" w:eastAsia="Times New Roman" w:hAnsi="Times New Roman"/>
+          <w:b/>
+          <w:bCs w:val="false"/>
+          <w:sz w:val="24"/>
+          <w:szCs w:val="24"/>
+        </w:rPr>
+        <w:t>{{ petitioner2_name }}</w:t>
+      </w:r>
+      <w:r>
+        <w:rPr>
+          <w:rFonts w:ascii="Times New Roman" w:cs="Times New Roman" w:eastAsia="Times New Roman" w:hAnsi="Times New Roman"/>
+          <w:b w:val="false"/>
+          <w:bCs w:val="false"/>
+          <w:sz w:val="24"/>
+          <w:szCs w:val="24"/>
+        </w:rPr>
+        <w:t>, and respectfully allege and state as follows:</w:t>
       </w:r>
     </w:p>
     <w:p>
@@ -457,7 +497,9 @@
           <w:sz w:val="24"/>
           <w:szCs w:val="24"/>
         </w:rPr>
-        <w:t xml:space="preserve">2.	That your Petitioners are husband and wife, and were married on the {{ marriage_date }}, in {{ marriage_place }}, and that their present address is {{ petitioner1_address }}.</w:t>
+        <w:t>2.</w:t>
+        <w:tab/>
+        <w:t>That your Petitioners are husband and wife, and were married on the {{ marriage_date }}, in {{ marriage_place }}, and that their present address is {{ petitioner1_address }}.{% if kinship %} That the Petitioners are related to the minor children being the {{ kinship_relationship }}.{% endif %}</w:t>
       </w:r>
     </w:p>
     <w:p>
@@ -491,7 +533,49 @@
           <w:sz w:val="24"/>
           <w:szCs w:val="24"/>
         </w:rPr>
-        <w:t xml:space="preserve">4.	That the Petitioner, {{ petitioner1_name }}, is a {{ petitioner1_race }} {{ petitioner1_gender }} who was born on the {{ petitioner1_birth_day }} day of {{ petitioner1_birth_month }}, {{ petitioner1_birth_year }}, in {{ petitioner1_birth_state }} and is now {{ petitioner1_age }} years of age. That the Petitioner, {{ petitioner2_name }}, is a {{ petitioner2_race }} {{ petitioner2_gender }} who was born on the {{ petitioner2_birth_day }} day of {{ petitioner2_birth_month }}, {{ petitioner2_birth_year }}, in {{ petitioner2_birth_state }} and is now {{ petitioner2_age }} years of age.</w:t>
+        <w:t>4.</w:t>
+        <w:tab/>
+        <w:t xml:space="preserve">That the Petitioner, </w:t>
+      </w:r>
+      <w:r>
+        <w:rPr>
+          <w:rFonts w:ascii="Times New Roman" w:cs="Times New Roman" w:eastAsia="Times New Roman" w:hAnsi="Times New Roman"/>
+          <w:b/>
+          <w:bCs w:val="false"/>
+          <w:sz w:val="24"/>
+          <w:szCs w:val="24"/>
+        </w:rPr>
+        <w:t>{{ petitioner1_name }}</w:t>
+      </w:r>
+      <w:r>
+        <w:rPr>
+          <w:rFonts w:ascii="Times New Roman" w:cs="Times New Roman" w:eastAsia="Times New Roman" w:hAnsi="Times New Roman"/>
+          <w:b w:val="false"/>
+          <w:bCs w:val="false"/>
+          <w:sz w:val="24"/>
+          <w:szCs w:val="24"/>
+        </w:rPr>
+        <w:t xml:space="preserve">, is a {{ petitioner1_race }} {{ petitioner1_gender }} who was born on the {{ petitioner1_birth_day }} day of {{ petitioner1_birth_month }}, {{ petitioner1_birth_year }}, in {{ petitioner1_birth_state }} and is now {{ petitioner1_age }} years of age. That the Petitioner, </w:t>
+      </w:r>
+      <w:r>
+        <w:rPr>
+          <w:rFonts w:ascii="Times New Roman" w:cs="Times New Roman" w:eastAsia="Times New Roman" w:hAnsi="Times New Roman"/>
+          <w:b/>
+          <w:bCs w:val="false"/>
+          <w:sz w:val="24"/>
+          <w:szCs w:val="24"/>
+        </w:rPr>
+        <w:t>{{ petitioner2_name }}</w:t>
+      </w:r>
+      <w:r>
+        <w:rPr>
+          <w:rFonts w:ascii="Times New Roman" w:cs="Times New Roman" w:eastAsia="Times New Roman" w:hAnsi="Times New Roman"/>
+          <w:b w:val="false"/>
+          <w:bCs w:val="false"/>
+          <w:sz w:val="24"/>
+          <w:szCs w:val="24"/>
+        </w:rPr>
+        <w:t>, is a {{ petitioner2_race }} {{ petitioner2_gender }} who was born on the {{ petitioner2_birth_day }} day of {{ petitioner2_birth_month }}, {{ petitioner2_birth_year }}, in {{ petitioner2_birth_state }} and is now {{ petitioner2_age }} years of age.</w:t>
       </w:r>
     </w:p>
     <w:p>
@@ -525,7 +609,9 @@
           <w:sz w:val="24"/>
           <w:szCs w:val="24"/>
         </w:rPr>
-        <w:t xml:space="preserve">6.	That the children are in the legal custody of the Department of Human Services pursuant to a juvenile deprived action filed in the District Court of {{ deprived_action_county }} County, State of Oklahoma. That the Petitioners obtained placement of the minor children on the {{ foster_placement_date }}, and the minors have resided with the Petitioners since that time.</w:t>
+        <w:t>6.</w:t>
+        <w:tab/>
+        <w:t>That the children are in the legal custody of the Department of Human Services pursuant to a juvenile deprived action filed in the District Court of {{ deprived_action_county }} County, State of Oklahoma. That the Petitioners obtained placement of the minor children in {{ foster_placement_date }}, and the minors have resided with the Petitioners since that time.</w:t>
       </w:r>
     </w:p>
     <w:p>
@@ -661,7 +747,9 @@
           <w:sz w:val="24"/>
           <w:szCs w:val="24"/>
         </w:rPr>
-        <w:t xml:space="preserve">14.	That said children are {% if child1_under_12 %}less than{% else %}more than{% endif %} 12 years of age and, therefore, the children's consent to this Adoption is {% if child1_under_12 %}not {% endif %}required under the Oklahoma Uniform Adoption Act, Okla. Stat. Tit. 10 Sec. 7503-2.1.</w:t>
+        <w:t>14.</w:t>
+        <w:tab/>
+        <w:t>That {% if child1_under_12 and child2_under_12 %}said children are both less than 12 years of age and, therefore, the children's consent to this Adoption is not required{% elif not child1_under_12 and not child2_under_12 %}said children are both more than 12 years of age and, therefore, the children's consent to this Adoption is required{% else %}{{ child1_name }} is {% if child1_under_12 %}less{% else %}more{% endif %} than 12 years of age and {{ child2_name }} is {% if child2_under_12 %}less{% else %}more{% endif %} than 12 years of age and, therefore, the consent to this Adoption of {% if not child1_under_12 %}{{ child1_name }}{% else %}{{ child2_name }}{% endif %} is required{% endif %} under the Oklahoma Uniform Adoption Act, Okla. Stat. Tit. 10 Sec. 7503-2.1.</w:t>
       </w:r>
     </w:p>
     <w:p>
@@ -1092,12 +1180,42 @@
       <w:r>
         <w:rPr>
           <w:rFonts w:ascii="Times New Roman" w:cs="Times New Roman" w:eastAsia="Times New Roman" w:hAnsi="Times New Roman"/>
-          <w:b w:val="false"/>
-          <w:bCs w:val="false"/>
-          <w:sz w:val="24"/>
-          <w:szCs w:val="24"/>
-        </w:rPr>
-        <w:t xml:space="preserve">{{ petitioner1_name }} and {{ petitioner2_name }}, of lawful age, being first duly sworn upon oath state: That affiants are the Petitioners above named, that affiants have read the foregoing Petition and know the contents thereof, and that the facts therein set forth are true.</w:t>
+          <w:b/>
+          <w:bCs w:val="false"/>
+          <w:sz w:val="24"/>
+          <w:szCs w:val="24"/>
+        </w:rPr>
+        <w:t>{{ petitioner1_name }}</w:t>
+      </w:r>
+      <w:r>
+        <w:rPr>
+          <w:rFonts w:ascii="Times New Roman" w:cs="Times New Roman" w:eastAsia="Times New Roman" w:hAnsi="Times New Roman"/>
+          <w:b w:val="false"/>
+          <w:bCs w:val="false"/>
+          <w:sz w:val="24"/>
+          <w:szCs w:val="24"/>
+        </w:rPr>
+        <w:t xml:space="preserve"> and </w:t>
+      </w:r>
+      <w:r>
+        <w:rPr>
+          <w:rFonts w:ascii="Times New Roman" w:cs="Times New Roman" w:eastAsia="Times New Roman" w:hAnsi="Times New Roman"/>
+          <w:b/>
+          <w:bCs w:val="false"/>
+          <w:sz w:val="24"/>
+          <w:szCs w:val="24"/>
+        </w:rPr>
+        <w:t>{{ petitioner2_name }}</w:t>
+      </w:r>
+      <w:r>
+        <w:rPr>
+          <w:rFonts w:ascii="Times New Roman" w:cs="Times New Roman" w:eastAsia="Times New Roman" w:hAnsi="Times New Roman"/>
+          <w:b w:val="false"/>
+          <w:bCs w:val="false"/>
+          <w:sz w:val="24"/>
+          <w:szCs w:val="24"/>
+        </w:rPr>
+        <w:t>, of lawful age, being first duly sworn upon oath state: That affiants are the Petitioners above named, that affiants have read the foregoing Petition and know the contents thereof, and that the facts therein set forth are true.</w:t>
       </w:r>
     </w:p>
     <w:p>
@@ -1116,15 +1234,44 @@
       </w:r>
     </w:p>
     <w:p>
-      <w:r>
-        <w:rPr>
-          <w:rFonts w:ascii="Times New Roman" w:cs="Times New Roman" w:eastAsia="Times New Roman" w:hAnsi="Times New Roman"/>
-          <w:b w:val="false"/>
-          <w:bCs w:val="false"/>
-          <w:sz w:val="24"/>
-          <w:szCs w:val="24"/>
-        </w:rPr>
-        <w:t xml:space="preserve">{{ petitioner1_name }}, Petitioner</w:t>
+      <w:pPr>
+        <w:spacing w:before="560"/>
+        <w:ind w:left="4320"/>
+      </w:pPr>
+      <w:r>
+        <w:rPr>
+          <w:rFonts w:ascii="Times New Roman" w:cs="Times New Roman" w:eastAsia="Times New Roman" w:hAnsi="Times New Roman"/>
+          <w:b w:val="0"/>
+          <w:bCs w:val="false"/>
+          <w:sz w:val="24"/>
+          <w:szCs w:val="24"/>
+        </w:rPr>
+        <w:t>__________________________________</w:t>
+      </w:r>
+    </w:p>
+    <w:p>
+      <w:pPr>
+        <w:ind w:left="4320"/>
+      </w:pPr>
+      <w:r>
+        <w:rPr>
+          <w:rFonts w:ascii="Times New Roman" w:cs="Times New Roman" w:eastAsia="Times New Roman" w:hAnsi="Times New Roman"/>
+          <w:b/>
+          <w:bCs w:val="false"/>
+          <w:sz w:val="24"/>
+          <w:szCs w:val="24"/>
+        </w:rPr>
+        <w:t>{{ petitioner1_name }}</w:t>
+      </w:r>
+      <w:r>
+        <w:rPr>
+          <w:rFonts w:ascii="Times New Roman" w:cs="Times New Roman" w:eastAsia="Times New Roman" w:hAnsi="Times New Roman"/>
+          <w:b w:val="false"/>
+          <w:bCs w:val="false"/>
+          <w:sz w:val="24"/>
+          <w:szCs w:val="24"/>
+        </w:rPr>
+        <w:t>, Petitioner</w:t>
       </w:r>
     </w:p>
     <w:p>
@@ -1143,15 +1290,44 @@
       </w:r>
     </w:p>
     <w:p>
-      <w:r>
-        <w:rPr>
-          <w:rFonts w:ascii="Times New Roman" w:cs="Times New Roman" w:eastAsia="Times New Roman" w:hAnsi="Times New Roman"/>
-          <w:b w:val="false"/>
-          <w:bCs w:val="false"/>
-          <w:sz w:val="24"/>
-          <w:szCs w:val="24"/>
-        </w:rPr>
-        <w:t xml:space="preserve">{{ petitioner2_name }}, Petitioner</w:t>
+      <w:pPr>
+        <w:spacing w:before="560"/>
+        <w:ind w:left="4320"/>
+      </w:pPr>
+      <w:r>
+        <w:rPr>
+          <w:rFonts w:ascii="Times New Roman" w:cs="Times New Roman" w:eastAsia="Times New Roman" w:hAnsi="Times New Roman"/>
+          <w:b w:val="0"/>
+          <w:bCs w:val="false"/>
+          <w:sz w:val="24"/>
+          <w:szCs w:val="24"/>
+        </w:rPr>
+        <w:t>__________________________________</w:t>
+      </w:r>
+    </w:p>
+    <w:p>
+      <w:pPr>
+        <w:ind w:left="4320"/>
+      </w:pPr>
+      <w:r>
+        <w:rPr>
+          <w:rFonts w:ascii="Times New Roman" w:cs="Times New Roman" w:eastAsia="Times New Roman" w:hAnsi="Times New Roman"/>
+          <w:b/>
+          <w:bCs w:val="false"/>
+          <w:sz w:val="24"/>
+          <w:szCs w:val="24"/>
+        </w:rPr>
+        <w:t>{{ petitioner2_name }}</w:t>
+      </w:r>
+      <w:r>
+        <w:rPr>
+          <w:rFonts w:ascii="Times New Roman" w:cs="Times New Roman" w:eastAsia="Times New Roman" w:hAnsi="Times New Roman"/>
+          <w:b w:val="false"/>
+          <w:bCs w:val="false"/>
+          <w:sz w:val="24"/>
+          <w:szCs w:val="24"/>
+        </w:rPr>
+        <w:t>, Petitioner</w:t>
       </w:r>
     </w:p>
     <w:p>
@@ -1197,6 +1373,25 @@
       </w:r>
     </w:p>
     <w:p>
+      <w:pPr>
+        <w:spacing w:before="560"/>
+        <w:ind w:left="4320"/>
+      </w:pPr>
+      <w:r>
+        <w:rPr>
+          <w:rFonts w:ascii="Times New Roman" w:cs="Times New Roman" w:eastAsia="Times New Roman" w:hAnsi="Times New Roman"/>
+          <w:b w:val="0"/>
+          <w:bCs w:val="false"/>
+          <w:sz w:val="24"/>
+          <w:szCs w:val="24"/>
+        </w:rPr>
+        <w:t>__________________________________</w:t>
+      </w:r>
+    </w:p>
+    <w:p>
+      <w:pPr>
+        <w:ind w:left="4320"/>
+      </w:pPr>
       <w:r>
         <w:rPr>
           <w:rFonts w:ascii="Times New Roman" w:cs="Times New Roman" w:eastAsia="Times New Roman" w:hAnsi="Times New Roman"/>

--- a/templates/dhs/dhs_petition_2p_2c.docx
+++ b/templates/dhs/dhs_petition_2p_2c.docx
@@ -66,155 +66,90 @@
     </w:p>
     <w:p>
       <w:pPr>
-        <w:spacing w:line="240" w:lineRule="exact"/>
-      </w:pPr>
-      <w:r>
-        <w:rPr>
-          <w:rFonts w:ascii="Times New Roman" w:cs="Times New Roman" w:eastAsia="Times New Roman" w:hAnsi="Times New Roman"/>
-          <w:b w:val="false"/>
-          <w:bCs w:val="false"/>
-          <w:sz w:val="24"/>
-          <w:szCs w:val="24"/>
-        </w:rPr>
-        <w:t xml:space="preserve">In the Matter of the Adoption of</w:t>
-      </w:r>
-      <w:r>
-        <w:rPr>
-          <w:rFonts w:ascii="Times New Roman" w:cs="Times New Roman" w:eastAsia="Times New Roman" w:hAnsi="Times New Roman"/>
-          <w:sz w:val="24"/>
-          <w:szCs w:val="24"/>
-        </w:rPr>
-        <w:t xml:space="preserve">	</w:t>
-      </w:r>
-      <w:r>
-        <w:rPr>
-          <w:rFonts w:ascii="Times New Roman" w:cs="Times New Roman" w:eastAsia="Times New Roman" w:hAnsi="Times New Roman"/>
-          <w:sz w:val="24"/>
-          <w:szCs w:val="24"/>
-        </w:rPr>
-        <w:t xml:space="preserve">	</w:t>
-      </w:r>
-      <w:r>
-        <w:rPr>
-          <w:rFonts w:ascii="Times New Roman" w:cs="Times New Roman" w:eastAsia="Times New Roman" w:hAnsi="Times New Roman"/>
-          <w:b w:val="false"/>
-          <w:bCs w:val="false"/>
-          <w:sz w:val="24"/>
-          <w:szCs w:val="24"/>
-        </w:rPr>
-        <w:t xml:space="preserve">)</w:t>
-      </w:r>
-    </w:p>
-    <w:p>
-      <w:pPr>
-        <w:spacing w:line="240" w:lineRule="exact"/>
-      </w:pPr>
-      <w:r>
-        <w:rPr>
-          <w:rFonts w:ascii="Times New Roman" w:cs="Times New Roman" w:eastAsia="Times New Roman" w:hAnsi="Times New Roman"/>
-          <w:sz w:val="24"/>
-          <w:szCs w:val="24"/>
-        </w:rPr>
-        <w:t xml:space="preserve">	</w:t>
-      </w:r>
-      <w:r>
-        <w:rPr>
-          <w:rFonts w:ascii="Times New Roman" w:cs="Times New Roman" w:eastAsia="Times New Roman" w:hAnsi="Times New Roman"/>
-          <w:sz w:val="24"/>
-          <w:szCs w:val="24"/>
-        </w:rPr>
-        <w:t xml:space="preserve">	</w:t>
-      </w:r>
-      <w:r>
-        <w:rPr>
-          <w:rFonts w:ascii="Times New Roman" w:cs="Times New Roman" w:eastAsia="Times New Roman" w:hAnsi="Times New Roman"/>
-          <w:sz w:val="24"/>
-          <w:szCs w:val="24"/>
-        </w:rPr>
-        <w:t xml:space="preserve">	</w:t>
-      </w:r>
-      <w:r>
-        <w:rPr>
-          <w:rFonts w:ascii="Times New Roman" w:cs="Times New Roman" w:eastAsia="Times New Roman" w:hAnsi="Times New Roman"/>
-          <w:sz w:val="24"/>
-          <w:szCs w:val="24"/>
-        </w:rPr>
-        <w:t xml:space="preserve">	</w:t>
-      </w:r>
-      <w:r>
-        <w:rPr>
-          <w:rFonts w:ascii="Times New Roman" w:cs="Times New Roman" w:eastAsia="Times New Roman" w:hAnsi="Times New Roman"/>
-          <w:sz w:val="24"/>
-          <w:szCs w:val="24"/>
-        </w:rPr>
-        <w:t xml:space="preserve">	</w:t>
-      </w:r>
-      <w:r>
-        <w:rPr>
-          <w:rFonts w:ascii="Times New Roman" w:cs="Times New Roman" w:eastAsia="Times New Roman" w:hAnsi="Times New Roman"/>
-          <w:sz w:val="24"/>
-          <w:szCs w:val="24"/>
-        </w:rPr>
-        <w:t xml:space="preserve">	</w:t>
-      </w:r>
-      <w:r>
-        <w:rPr>
-          <w:rFonts w:ascii="Times New Roman" w:cs="Times New Roman" w:eastAsia="Times New Roman" w:hAnsi="Times New Roman"/>
-          <w:sz w:val="24"/>
-          <w:szCs w:val="24"/>
-        </w:rPr>
-        <w:t xml:space="preserve">	</w:t>
-      </w:r>
-      <w:r>
-        <w:rPr>
-          <w:rFonts w:ascii="Times New Roman" w:cs="Times New Roman" w:eastAsia="Times New Roman" w:hAnsi="Times New Roman"/>
-          <w:sz w:val="24"/>
-          <w:szCs w:val="24"/>
-        </w:rPr>
-        <w:t xml:space="preserve">	</w:t>
-      </w:r>
-      <w:r>
-        <w:rPr>
-          <w:rFonts w:ascii="Times New Roman" w:cs="Times New Roman" w:eastAsia="Times New Roman" w:hAnsi="Times New Roman"/>
-          <w:b w:val="false"/>
-          <w:bCs w:val="false"/>
-          <w:sz w:val="24"/>
-          <w:szCs w:val="24"/>
-        </w:rPr>
-        <w:t xml:space="preserve">)</w:t>
-      </w:r>
-    </w:p>
-    <w:p>
-      <w:pPr>
-        <w:spacing w:line="240" w:lineRule="exact"/>
-      </w:pPr>
-      <w:r>
-        <w:rPr>
-          <w:rFonts w:ascii="Times New Roman" w:cs="Times New Roman" w:eastAsia="Times New Roman" w:hAnsi="Times New Roman"/>
-          <w:b w:val="false"/>
-          <w:bCs w:val="false"/>
-          <w:sz w:val="24"/>
-          <w:szCs w:val="24"/>
-        </w:rPr>
-        <w:t xml:space="preserve">{{ child1_name_upper }}, dob: {{ child1_dob }},</w:t>
-      </w:r>
-      <w:r>
-        <w:rPr>
-          <w:rFonts w:ascii="Times New Roman" w:cs="Times New Roman" w:eastAsia="Times New Roman" w:hAnsi="Times New Roman"/>
-          <w:sz w:val="24"/>
-          <w:szCs w:val="24"/>
-        </w:rPr>
-        <w:t xml:space="preserve">	</w:t>
-      </w:r>
-      <w:r>
-        <w:rPr>
-          <w:rFonts w:ascii="Times New Roman" w:cs="Times New Roman" w:eastAsia="Times New Roman" w:hAnsi="Times New Roman"/>
-          <w:b w:val="false"/>
-          <w:bCs w:val="false"/>
-          <w:sz w:val="24"/>
-          <w:szCs w:val="24"/>
-        </w:rPr>
-        <w:t xml:space="preserve">)</w:t>
+        <w:tabs>
+          <w:tab w:pos="1080" w:val="left"/>
+          <w:tab w:pos="6480" w:val="right"/>
+          <w:tab w:pos="6768" w:val="left"/>
+        </w:tabs>
+        <w:spacing w:line="240" w:lineRule="exact"/>
+      </w:pPr>
+      <w:r>
+        <w:rPr>
+          <w:rFonts w:ascii="Times New Roman" w:cs="Times New Roman" w:eastAsia="Times New Roman" w:hAnsi="Times New Roman"/>
+          <w:b w:val="false"/>
+          <w:bCs w:val="false"/>
+          <w:sz w:val="24"/>
+          <w:szCs w:val="24"/>
+        </w:rPr>
+        <w:t>In the Matter of the Adoption of</w:t>
+      </w:r>
+      <w:r>
+        <w:rPr>
+          <w:rFonts w:ascii="Times New Roman" w:cs="Times New Roman" w:eastAsia="Times New Roman" w:hAnsi="Times New Roman"/>
+          <w:b w:val="false"/>
+          <w:bCs w:val="false"/>
+          <w:sz w:val="24"/>
+          <w:szCs w:val="24"/>
+        </w:rPr>
+        <w:tab/>
+        <w:t>)</w:t>
+      </w:r>
+    </w:p>
+    <w:p>
+      <w:pPr>
+        <w:tabs>
+          <w:tab w:pos="1080" w:val="left"/>
+          <w:tab w:pos="6480" w:val="right"/>
+          <w:tab w:pos="6768" w:val="left"/>
+        </w:tabs>
+        <w:spacing w:line="240" w:lineRule="exact"/>
+      </w:pPr>
+      <w:r>
+        <w:rPr>
+          <w:rFonts w:ascii="Times New Roman" w:cs="Times New Roman" w:eastAsia="Times New Roman" w:hAnsi="Times New Roman"/>
+          <w:sz w:val="24"/>
+          <w:szCs w:val="24"/>
+        </w:rPr>
+      </w:r>
+      <w:r>
+        <w:rPr>
+          <w:rFonts w:ascii="Times New Roman" w:cs="Times New Roman" w:eastAsia="Times New Roman" w:hAnsi="Times New Roman"/>
+          <w:sz w:val="24"/>
+          <w:szCs w:val="24"/>
+        </w:rPr>
+        <w:tab/>
+        <w:t>)</w:t>
+      </w:r>
+    </w:p>
+    <w:p>
+      <w:pPr>
+        <w:tabs>
+          <w:tab w:pos="1080" w:val="left"/>
+          <w:tab w:pos="6480" w:val="right"/>
+          <w:tab w:pos="6768" w:val="left"/>
+        </w:tabs>
+        <w:spacing w:line="240" w:lineRule="exact"/>
+      </w:pPr>
+      <w:r>
+        <w:rPr>
+          <w:rFonts w:ascii="Times New Roman" w:cs="Times New Roman" w:eastAsia="Times New Roman" w:hAnsi="Times New Roman"/>
+          <w:b w:val="false"/>
+          <w:bCs w:val="false"/>
+          <w:sz w:val="24"/>
+          <w:szCs w:val="24"/>
+        </w:rPr>
+        <w:t>{{ child1_name_upper }}, dob: {{ child1_dob }},</w:t>
+      </w:r>
+      <w:r>
+        <w:rPr>
+          <w:rFonts w:ascii="Times New Roman" w:cs="Times New Roman" w:eastAsia="Times New Roman" w:hAnsi="Times New Roman"/>
+          <w:b w:val="false"/>
+          <w:bCs w:val="false"/>
+          <w:sz w:val="24"/>
+          <w:szCs w:val="24"/>
+        </w:rPr>
+        <w:tab/>
+        <w:t>)</w:t>
       </w:r>
     </w:p>
     <w:p>
@@ -234,132 +169,75 @@
     </w:p>
     <w:p>
       <w:pPr>
-        <w:spacing w:line="240" w:lineRule="exact"/>
-      </w:pPr>
-      <w:r>
-        <w:rPr>
-          <w:rFonts w:ascii="Times New Roman" w:cs="Times New Roman" w:eastAsia="Times New Roman" w:hAnsi="Times New Roman"/>
-          <w:b w:val="false"/>
-          <w:bCs w:val="false"/>
-          <w:sz w:val="24"/>
-          <w:szCs w:val="24"/>
-        </w:rPr>
-        <w:t xml:space="preserve">{{ child2_name_upper }}, dob: {{ child2_dob }}</w:t>
-      </w:r>
-      <w:r>
-        <w:rPr>
-          <w:rFonts w:ascii="Times New Roman" w:cs="Times New Roman" w:eastAsia="Times New Roman" w:hAnsi="Times New Roman"/>
-          <w:sz w:val="24"/>
-          <w:szCs w:val="24"/>
-        </w:rPr>
-        <w:t xml:space="preserve">	</w:t>
-      </w:r>
-      <w:r>
-        <w:rPr>
-          <w:rFonts w:ascii="Times New Roman" w:cs="Times New Roman" w:eastAsia="Times New Roman" w:hAnsi="Times New Roman"/>
-          <w:sz w:val="24"/>
-          <w:szCs w:val="24"/>
-        </w:rPr>
-        <w:t xml:space="preserve">	</w:t>
-      </w:r>
-      <w:r>
-        <w:rPr>
-          <w:rFonts w:ascii="Times New Roman" w:cs="Times New Roman" w:eastAsia="Times New Roman" w:hAnsi="Times New Roman"/>
-          <w:sz w:val="24"/>
-          <w:szCs w:val="24"/>
-        </w:rPr>
-        <w:t xml:space="preserve">	</w:t>
-      </w:r>
-      <w:r>
-        <w:rPr>
-          <w:rFonts w:ascii="Times New Roman" w:cs="Times New Roman" w:eastAsia="Times New Roman" w:hAnsi="Times New Roman"/>
-          <w:sz w:val="24"/>
-          <w:szCs w:val="24"/>
-        </w:rPr>
-        <w:t xml:space="preserve">	</w:t>
-      </w:r>
-      <w:r>
-        <w:rPr>
-          <w:rFonts w:ascii="Times New Roman" w:cs="Times New Roman" w:eastAsia="Times New Roman" w:hAnsi="Times New Roman"/>
-          <w:sz w:val="24"/>
-          <w:szCs w:val="24"/>
-        </w:rPr>
-        <w:t xml:space="preserve">	</w:t>
-      </w:r>
-      <w:r>
-        <w:rPr>
-          <w:rFonts w:ascii="Times New Roman" w:cs="Times New Roman" w:eastAsia="Times New Roman" w:hAnsi="Times New Roman"/>
-          <w:sz w:val="24"/>
-          <w:szCs w:val="24"/>
-        </w:rPr>
-        <w:t xml:space="preserve">	</w:t>
-      </w:r>
-      <w:r>
-        <w:rPr>
-          <w:rFonts w:ascii="Times New Roman" w:cs="Times New Roman" w:eastAsia="Times New Roman" w:hAnsi="Times New Roman"/>
-          <w:b w:val="false"/>
-          <w:bCs w:val="false"/>
-          <w:sz w:val="24"/>
-          <w:szCs w:val="24"/>
-        </w:rPr>
-        <w:t xml:space="preserve">) No. {{ case_number }}</w:t>
-      </w:r>
-    </w:p>
-    <w:p>
-      <w:pPr>
-        <w:spacing w:line="240" w:lineRule="exact"/>
-      </w:pPr>
-      <w:r>
-        <w:rPr>
-          <w:rFonts w:ascii="Times New Roman" w:cs="Times New Roman" w:eastAsia="Times New Roman" w:hAnsi="Times New Roman"/>
-          <w:b w:val="false"/>
-          <w:bCs w:val="false"/>
-          <w:sz w:val="24"/>
-          <w:szCs w:val="24"/>
-        </w:rPr>
-        <w:t xml:space="preserve">Minor Children.</w:t>
-      </w:r>
-      <w:r>
-        <w:rPr>
-          <w:rFonts w:ascii="Times New Roman" w:cs="Times New Roman" w:eastAsia="Times New Roman" w:hAnsi="Times New Roman"/>
-          <w:sz w:val="24"/>
-          <w:szCs w:val="24"/>
-        </w:rPr>
-        <w:t xml:space="preserve">	</w:t>
-      </w:r>
-      <w:r>
-        <w:rPr>
-          <w:rFonts w:ascii="Times New Roman" w:cs="Times New Roman" w:eastAsia="Times New Roman" w:hAnsi="Times New Roman"/>
-          <w:sz w:val="24"/>
-          <w:szCs w:val="24"/>
-        </w:rPr>
-        <w:t xml:space="preserve">	</w:t>
-      </w:r>
-      <w:r>
-        <w:rPr>
-          <w:rFonts w:ascii="Times New Roman" w:cs="Times New Roman" w:eastAsia="Times New Roman" w:hAnsi="Times New Roman"/>
-          <w:sz w:val="24"/>
-          <w:szCs w:val="24"/>
-        </w:rPr>
-        <w:t xml:space="preserve">	</w:t>
-      </w:r>
-      <w:r>
-        <w:rPr>
-          <w:rFonts w:ascii="Times New Roman" w:cs="Times New Roman" w:eastAsia="Times New Roman" w:hAnsi="Times New Roman"/>
-          <w:sz w:val="24"/>
-          <w:szCs w:val="24"/>
-        </w:rPr>
-        <w:t xml:space="preserve">	</w:t>
-      </w:r>
-      <w:r>
-        <w:rPr>
-          <w:rFonts w:ascii="Times New Roman" w:cs="Times New Roman" w:eastAsia="Times New Roman" w:hAnsi="Times New Roman"/>
-          <w:b w:val="false"/>
-          <w:bCs w:val="false"/>
-          <w:sz w:val="24"/>
-          <w:szCs w:val="24"/>
-        </w:rPr>
-        <w:t xml:space="preserve">)</w:t>
+        <w:tabs>
+          <w:tab w:pos="1080" w:val="left"/>
+          <w:tab w:pos="6480" w:val="right"/>
+          <w:tab w:pos="6768" w:val="left"/>
+        </w:tabs>
+        <w:spacing w:line="240" w:lineRule="exact"/>
+      </w:pPr>
+      <w:r>
+        <w:rPr>
+          <w:rFonts w:ascii="Times New Roman" w:cs="Times New Roman" w:eastAsia="Times New Roman" w:hAnsi="Times New Roman"/>
+          <w:b w:val="false"/>
+          <w:bCs w:val="false"/>
+          <w:sz w:val="24"/>
+          <w:szCs w:val="24"/>
+        </w:rPr>
+        <w:t>{{ child2_name_upper }}, dob: {{ child2_dob }}</w:t>
+      </w:r>
+      <w:r>
+        <w:rPr>
+          <w:rFonts w:ascii="Times New Roman" w:cs="Times New Roman" w:eastAsia="Times New Roman" w:hAnsi="Times New Roman"/>
+          <w:b w:val="false"/>
+          <w:bCs w:val="false"/>
+          <w:sz w:val="24"/>
+          <w:szCs w:val="24"/>
+        </w:rPr>
+        <w:tab/>
+        <w:t>)</w:t>
+      </w:r>
+      <w:r>
+        <w:rPr>
+          <w:rFonts w:ascii="Times New Roman" w:cs="Times New Roman" w:eastAsia="Times New Roman" w:hAnsi="Times New Roman"/>
+          <w:b w:val="false"/>
+          <w:bCs w:val="false"/>
+          <w:sz w:val="24"/>
+          <w:szCs w:val="24"/>
+        </w:rPr>
+        <w:tab/>
+        <w:t>No. {{ case_number }}</w:t>
+      </w:r>
+    </w:p>
+    <w:p>
+      <w:pPr>
+        <w:tabs>
+          <w:tab w:pos="1080" w:val="left"/>
+          <w:tab w:pos="6480" w:val="right"/>
+          <w:tab w:pos="6768" w:val="left"/>
+        </w:tabs>
+        <w:spacing w:line="240" w:lineRule="exact"/>
+      </w:pPr>
+      <w:r>
+        <w:rPr>
+          <w:rFonts w:ascii="Times New Roman" w:cs="Times New Roman" w:eastAsia="Times New Roman" w:hAnsi="Times New Roman"/>
+          <w:b w:val="false"/>
+          <w:bCs w:val="false"/>
+          <w:sz w:val="24"/>
+          <w:szCs w:val="24"/>
+        </w:rPr>
+        <w:t>Minor Children.</w:t>
+      </w:r>
+      <w:r>
+        <w:rPr>
+          <w:rFonts w:ascii="Times New Roman" w:cs="Times New Roman" w:eastAsia="Times New Roman" w:hAnsi="Times New Roman"/>
+          <w:b w:val="false"/>
+          <w:bCs w:val="false"/>
+          <w:sz w:val="24"/>
+          <w:szCs w:val="24"/>
+        </w:rPr>
+        <w:tab/>
+        <w:t>)</w:t>
       </w:r>
     </w:p>
     <w:p>

--- a/templates/dhs/dhs_petition_2p_2c.docx
+++ b/templates/dhs/dhs_petition_2p_2c.docx
@@ -347,7 +347,6 @@
     <w:p>
       <w:pPr>
         <w:spacing w:line="480" w:lineRule="auto"/>
-        <w:ind w:firstLine="1440"/>
         <w:jc w:val="both"/>
       </w:pPr>
       <w:r>
@@ -364,7 +363,6 @@
     <w:p>
       <w:pPr>
         <w:spacing w:line="480" w:lineRule="auto"/>
-        <w:ind w:firstLine="1440"/>
         <w:jc w:val="both"/>
       </w:pPr>
       <w:r>
@@ -383,7 +381,6 @@
     <w:p>
       <w:pPr>
         <w:spacing w:line="480" w:lineRule="auto"/>
-        <w:ind w:firstLine="1440"/>
         <w:jc w:val="both"/>
       </w:pPr>
       <w:r>
@@ -400,7 +397,6 @@
     <w:p>
       <w:pPr>
         <w:spacing w:line="480" w:lineRule="auto"/>
-        <w:ind w:firstLine="1440"/>
         <w:jc w:val="both"/>
       </w:pPr>
       <w:r>
@@ -459,7 +455,6 @@
     <w:p>
       <w:pPr>
         <w:spacing w:line="480" w:lineRule="auto"/>
-        <w:ind w:firstLine="1440"/>
         <w:jc w:val="both"/>
       </w:pPr>
       <w:r>
@@ -476,7 +471,6 @@
     <w:p>
       <w:pPr>
         <w:spacing w:line="480" w:lineRule="auto"/>
-        <w:ind w:firstLine="1440"/>
         <w:jc w:val="both"/>
       </w:pPr>
       <w:r>
@@ -495,7 +489,6 @@
     <w:p>
       <w:pPr>
         <w:spacing w:line="480" w:lineRule="auto"/>
-        <w:ind w:firstLine="1440"/>
         <w:jc w:val="both"/>
       </w:pPr>
       <w:r>
@@ -512,7 +505,6 @@
     <w:p>
       <w:pPr>
         <w:spacing w:line="480" w:lineRule="auto"/>
-        <w:ind w:firstLine="1440"/>
         <w:jc w:val="both"/>
       </w:pPr>
       <w:r>
@@ -529,7 +521,6 @@
     <w:p>
       <w:pPr>
         <w:spacing w:line="480" w:lineRule="auto"/>
-        <w:ind w:firstLine="1440"/>
         <w:jc w:val="both"/>
       </w:pPr>
       <w:r>
@@ -546,7 +537,6 @@
     <w:p>
       <w:pPr>
         <w:spacing w:line="480" w:lineRule="auto"/>
-        <w:ind w:firstLine="1440"/>
         <w:jc w:val="both"/>
       </w:pPr>
       <w:r>
@@ -563,7 +553,6 @@
     <w:p>
       <w:pPr>
         <w:spacing w:line="480" w:lineRule="auto"/>
-        <w:ind w:firstLine="1440"/>
         <w:jc w:val="both"/>
       </w:pPr>
       <w:r>
@@ -580,7 +569,6 @@
     <w:p>
       <w:pPr>
         <w:spacing w:line="480" w:lineRule="auto"/>
-        <w:ind w:firstLine="1440"/>
         <w:jc w:val="both"/>
       </w:pPr>
       <w:r>
@@ -597,7 +585,6 @@
     <w:p>
       <w:pPr>
         <w:spacing w:line="480" w:lineRule="auto"/>
-        <w:ind w:firstLine="1440"/>
         <w:jc w:val="both"/>
       </w:pPr>
       <w:r>
@@ -614,7 +601,6 @@
     <w:p>
       <w:pPr>
         <w:spacing w:line="480" w:lineRule="auto"/>
-        <w:ind w:firstLine="1440"/>
         <w:jc w:val="both"/>
       </w:pPr>
       <w:r>
@@ -633,7 +619,6 @@
     <w:p>
       <w:pPr>
         <w:spacing w:line="480" w:lineRule="auto"/>
-        <w:ind w:firstLine="1440"/>
         <w:jc w:val="both"/>
       </w:pPr>
       <w:r>
@@ -701,7 +686,6 @@
     <w:p>
       <w:pPr>
         <w:spacing w:line="480" w:lineRule="auto"/>
-        <w:ind w:firstLine="1440"/>
         <w:jc w:val="both"/>
       </w:pPr>
       <w:r>
@@ -718,7 +702,6 @@
     <w:p>
       <w:pPr>
         <w:spacing w:line="480" w:lineRule="auto"/>
-        <w:ind w:firstLine="1440"/>
         <w:jc w:val="both"/>
       </w:pPr>
       <w:r>
@@ -735,7 +718,6 @@
     <w:p>
       <w:pPr>
         <w:spacing w:line="480" w:lineRule="auto"/>
-        <w:ind w:firstLine="1440"/>
         <w:jc w:val="both"/>
       </w:pPr>
       <w:r>

--- a/templates/dhs/dhs_petition_2p_2c.docx
+++ b/templates/dhs/dhs_petition_2p_2c.docx
@@ -64,182 +64,255 @@
         <w:t xml:space="preserve"/>
       </w:r>
     </w:p>
-    <w:p>
-      <w:pPr>
-        <w:tabs>
-          <w:tab w:pos="1080" w:val="left"/>
-          <w:tab w:pos="6480" w:val="right"/>
-          <w:tab w:pos="6768" w:val="left"/>
-        </w:tabs>
-        <w:spacing w:line="240" w:lineRule="exact"/>
-      </w:pPr>
-      <w:r>
-        <w:rPr>
-          <w:rFonts w:ascii="Times New Roman" w:cs="Times New Roman" w:eastAsia="Times New Roman" w:hAnsi="Times New Roman"/>
-          <w:b w:val="false"/>
-          <w:bCs w:val="false"/>
-          <w:sz w:val="24"/>
-          <w:szCs w:val="24"/>
-        </w:rPr>
-        <w:t>In the Matter of the Adoption of</w:t>
-      </w:r>
-      <w:r>
-        <w:rPr>
-          <w:rFonts w:ascii="Times New Roman" w:cs="Times New Roman" w:eastAsia="Times New Roman" w:hAnsi="Times New Roman"/>
-          <w:b w:val="false"/>
-          <w:bCs w:val="false"/>
-          <w:sz w:val="24"/>
-          <w:szCs w:val="24"/>
-        </w:rPr>
-        <w:tab/>
-        <w:t>)</w:t>
-      </w:r>
-    </w:p>
-    <w:p>
-      <w:pPr>
-        <w:tabs>
-          <w:tab w:pos="1080" w:val="left"/>
-          <w:tab w:pos="6480" w:val="right"/>
-          <w:tab w:pos="6768" w:val="left"/>
-        </w:tabs>
-        <w:spacing w:line="240" w:lineRule="exact"/>
-      </w:pPr>
-      <w:r>
-        <w:rPr>
-          <w:rFonts w:ascii="Times New Roman" w:cs="Times New Roman" w:eastAsia="Times New Roman" w:hAnsi="Times New Roman"/>
-          <w:sz w:val="24"/>
-          <w:szCs w:val="24"/>
-        </w:rPr>
-      </w:r>
-      <w:r>
-        <w:rPr>
-          <w:rFonts w:ascii="Times New Roman" w:cs="Times New Roman" w:eastAsia="Times New Roman" w:hAnsi="Times New Roman"/>
-          <w:sz w:val="24"/>
-          <w:szCs w:val="24"/>
-        </w:rPr>
-        <w:tab/>
-        <w:t>)</w:t>
-      </w:r>
-    </w:p>
-    <w:p>
-      <w:pPr>
-        <w:tabs>
-          <w:tab w:pos="1080" w:val="left"/>
-          <w:tab w:pos="6480" w:val="right"/>
-          <w:tab w:pos="6768" w:val="left"/>
-        </w:tabs>
-        <w:spacing w:line="240" w:lineRule="exact"/>
-      </w:pPr>
-      <w:r>
-        <w:rPr>
-          <w:rFonts w:ascii="Times New Roman" w:cs="Times New Roman" w:eastAsia="Times New Roman" w:hAnsi="Times New Roman"/>
-          <w:b w:val="false"/>
-          <w:bCs w:val="false"/>
-          <w:sz w:val="24"/>
-          <w:szCs w:val="24"/>
-        </w:rPr>
-        <w:t>{{ child1_name_upper }}, dob: {{ child1_dob }},</w:t>
-      </w:r>
-      <w:r>
-        <w:rPr>
-          <w:rFonts w:ascii="Times New Roman" w:cs="Times New Roman" w:eastAsia="Times New Roman" w:hAnsi="Times New Roman"/>
-          <w:b w:val="false"/>
-          <w:bCs w:val="false"/>
-          <w:sz w:val="24"/>
-          <w:szCs w:val="24"/>
-        </w:rPr>
-        <w:tab/>
-        <w:t>)</w:t>
-      </w:r>
-    </w:p>
-    <w:p>
-      <w:pPr>
-        <w:spacing w:line="240" w:lineRule="exact"/>
-      </w:pPr>
-      <w:r>
-        <w:rPr>
-          <w:rFonts w:ascii="Times New Roman" w:cs="Times New Roman" w:eastAsia="Times New Roman" w:hAnsi="Times New Roman"/>
-          <w:b w:val="false"/>
-          <w:bCs w:val="false"/>
-          <w:sz w:val="24"/>
-          <w:szCs w:val="24"/>
-        </w:rPr>
-        <w:t xml:space="preserve">And</w:t>
-      </w:r>
-    </w:p>
-    <w:p>
-      <w:pPr>
-        <w:tabs>
-          <w:tab w:pos="1080" w:val="left"/>
-          <w:tab w:pos="6480" w:val="right"/>
-          <w:tab w:pos="6768" w:val="left"/>
-        </w:tabs>
-        <w:spacing w:line="240" w:lineRule="exact"/>
-      </w:pPr>
-      <w:r>
-        <w:rPr>
-          <w:rFonts w:ascii="Times New Roman" w:cs="Times New Roman" w:eastAsia="Times New Roman" w:hAnsi="Times New Roman"/>
-          <w:b w:val="false"/>
-          <w:bCs w:val="false"/>
-          <w:sz w:val="24"/>
-          <w:szCs w:val="24"/>
-        </w:rPr>
-        <w:t>{{ child2_name_upper }}, dob: {{ child2_dob }}</w:t>
-      </w:r>
-      <w:r>
-        <w:rPr>
-          <w:rFonts w:ascii="Times New Roman" w:cs="Times New Roman" w:eastAsia="Times New Roman" w:hAnsi="Times New Roman"/>
-          <w:b w:val="false"/>
-          <w:bCs w:val="false"/>
-          <w:sz w:val="24"/>
-          <w:szCs w:val="24"/>
-        </w:rPr>
-        <w:tab/>
-        <w:t>)</w:t>
-      </w:r>
-      <w:r>
-        <w:rPr>
-          <w:rFonts w:ascii="Times New Roman" w:cs="Times New Roman" w:eastAsia="Times New Roman" w:hAnsi="Times New Roman"/>
-          <w:b w:val="false"/>
-          <w:bCs w:val="false"/>
-          <w:sz w:val="24"/>
-          <w:szCs w:val="24"/>
-        </w:rPr>
-        <w:tab/>
-        <w:t>No. {{ case_number }}</w:t>
-      </w:r>
-    </w:p>
-    <w:p>
-      <w:pPr>
-        <w:tabs>
-          <w:tab w:pos="1080" w:val="left"/>
-          <w:tab w:pos="6480" w:val="right"/>
-          <w:tab w:pos="6768" w:val="left"/>
-        </w:tabs>
-        <w:spacing w:line="240" w:lineRule="exact"/>
-      </w:pPr>
-      <w:r>
-        <w:rPr>
-          <w:rFonts w:ascii="Times New Roman" w:cs="Times New Roman" w:eastAsia="Times New Roman" w:hAnsi="Times New Roman"/>
-          <w:b w:val="false"/>
-          <w:bCs w:val="false"/>
-          <w:sz w:val="24"/>
-          <w:szCs w:val="24"/>
-        </w:rPr>
-        <w:t>Minor Children.</w:t>
-      </w:r>
-      <w:r>
-        <w:rPr>
-          <w:rFonts w:ascii="Times New Roman" w:cs="Times New Roman" w:eastAsia="Times New Roman" w:hAnsi="Times New Roman"/>
-          <w:b w:val="false"/>
-          <w:bCs w:val="false"/>
-          <w:sz w:val="24"/>
-          <w:szCs w:val="24"/>
-        </w:rPr>
-        <w:tab/>
-        <w:t>)</w:t>
-      </w:r>
-    </w:p>
+    <w:tbl>
+      <w:tblPr>
+        <w:tblW w:w="9360" w:type="dxa"/>
+        <w:tblBorders>
+          <w:top w:val="none" w:sz="0" w:space="0" w:color="auto"/>
+          <w:left w:val="none" w:sz="0" w:space="0" w:color="auto"/>
+          <w:bottom w:val="none" w:sz="0" w:space="0" w:color="auto"/>
+          <w:right w:val="none" w:sz="0" w:space="0" w:color="auto"/>
+          <w:insideH w:val="none" w:sz="0" w:space="0" w:color="auto"/>
+          <w:insideV w:val="none" w:sz="0" w:space="0" w:color="auto"/>
+        </w:tblBorders>
+        <w:tblLayout w:type="fixed"/>
+        <w:tblCellMar>
+          <w:top w:w="0" w:type="dxa"/>
+          <w:left w:w="0" w:type="dxa"/>
+          <w:bottom w:w="0" w:type="dxa"/>
+          <w:right w:w="0" w:type="dxa"/>
+        </w:tblCellMar>
+        <w:tblLook w:val="0000" w:firstRow="0" w:lastRow="0" w:firstColumn="0" w:lastColumn="0" w:noHBand="0" w:noVBand="0"/>
+      </w:tblPr>
+      <w:tblGrid>
+        <w:gridCol w:w="6192"/>
+        <w:gridCol w:w="288"/>
+        <w:gridCol w:w="2880"/>
+      </w:tblGrid>
+      <w:tr>
+        <w:tc>
+          <w:tcPr>
+            <w:tcW w:w="6192" w:type="dxa"/>
+          </w:tcPr>
+          <w:p>
+            <w:pPr>
+              <w:spacing w:after="0" w:line="240" w:lineRule="auto"/>
+            </w:pPr>
+            <w:r>
+              <w:rPr>
+                <w:rFonts w:ascii="Times New Roman" w:cs="Times New Roman" w:eastAsia="Times New Roman" w:hAnsi="Times New Roman"/>
+                <w:b w:val="false"/>
+                <w:bCs w:val="false"/>
+                <w:sz w:val="24"/>
+                <w:szCs w:val="24"/>
+              </w:rPr>
+              <w:t xml:space="preserve">In the Matter of the Adoption of</w:t>
+            </w:r>
+          </w:p>
+          <w:p>
+            <w:pPr>
+              <w:spacing w:after="0" w:line="240" w:lineRule="auto"/>
+            </w:pPr>
+          </w:p>
+          <w:p>
+            <w:pPr>
+              <w:spacing w:after="0" w:line="240" w:lineRule="auto"/>
+            </w:pPr>
+            <w:r>
+              <w:rPr>
+                <w:rFonts w:ascii="Times New Roman" w:cs="Times New Roman" w:eastAsia="Times New Roman" w:hAnsi="Times New Roman"/>
+                <w:b w:val="false"/>
+                <w:bCs w:val="false"/>
+                <w:sz w:val="24"/>
+                <w:szCs w:val="24"/>
+              </w:rPr>
+              <w:t xml:space="preserve">{{ child1_name_upper }}, dob: {{ child1_dob }},</w:t>
+            </w:r>
+          </w:p>
+          <w:p>
+            <w:pPr>
+              <w:spacing w:after="0" w:line="240" w:lineRule="auto"/>
+            </w:pPr>
+            <w:r>
+              <w:rPr>
+                <w:rFonts w:ascii="Times New Roman" w:cs="Times New Roman" w:eastAsia="Times New Roman" w:hAnsi="Times New Roman"/>
+                <w:b w:val="false"/>
+                <w:bCs w:val="false"/>
+                <w:sz w:val="24"/>
+                <w:szCs w:val="24"/>
+              </w:rPr>
+              <w:t xml:space="preserve">And</w:t>
+            </w:r>
+          </w:p>
+          <w:p>
+            <w:pPr>
+              <w:spacing w:after="0" w:line="240" w:lineRule="auto"/>
+            </w:pPr>
+            <w:r>
+              <w:rPr>
+                <w:rFonts w:ascii="Times New Roman" w:cs="Times New Roman" w:eastAsia="Times New Roman" w:hAnsi="Times New Roman"/>
+                <w:b w:val="false"/>
+                <w:bCs w:val="false"/>
+                <w:sz w:val="24"/>
+                <w:szCs w:val="24"/>
+              </w:rPr>
+              <w:t xml:space="preserve">{{ child2_name_upper }}, dob: {{ child2_dob }}</w:t>
+            </w:r>
+          </w:p>
+          <w:p>
+            <w:pPr>
+              <w:spacing w:after="0" w:line="240" w:lineRule="auto"/>
+              <w:ind w:firstLine="720"/>
+            </w:pPr>
+            <w:r>
+              <w:rPr>
+                <w:rFonts w:ascii="Times New Roman" w:cs="Times New Roman" w:eastAsia="Times New Roman" w:hAnsi="Times New Roman"/>
+                <w:b w:val="false"/>
+                <w:bCs w:val="false"/>
+                <w:sz w:val="24"/>
+                <w:szCs w:val="24"/>
+              </w:rPr>
+              <w:t xml:space="preserve">Minor Children.</w:t>
+            </w:r>
+          </w:p>
+        </w:tc>
+        <w:tc>
+          <w:tcPr>
+            <w:tcW w:w="288" w:type="dxa"/>
+          </w:tcPr>
+          <w:p>
+            <w:pPr>
+              <w:spacing w:after="0" w:line="240" w:lineRule="auto"/>
+            </w:pPr>
+            <w:r>
+              <w:rPr>
+                <w:rFonts w:ascii="Times New Roman" w:cs="Times New Roman" w:eastAsia="Times New Roman" w:hAnsi="Times New Roman"/>
+                <w:b w:val="false"/>
+                <w:bCs w:val="false"/>
+                <w:sz w:val="24"/>
+                <w:szCs w:val="24"/>
+              </w:rPr>
+              <w:t xml:space="preserve">)</w:t>
+            </w:r>
+          </w:p>
+          <w:p>
+            <w:pPr>
+              <w:spacing w:after="0" w:line="240" w:lineRule="auto"/>
+            </w:pPr>
+            <w:r>
+              <w:rPr>
+                <w:rFonts w:ascii="Times New Roman" w:cs="Times New Roman" w:eastAsia="Times New Roman" w:hAnsi="Times New Roman"/>
+                <w:b w:val="false"/>
+                <w:bCs w:val="false"/>
+                <w:sz w:val="24"/>
+                <w:szCs w:val="24"/>
+              </w:rPr>
+              <w:t xml:space="preserve">)</w:t>
+            </w:r>
+          </w:p>
+          <w:p>
+            <w:pPr>
+              <w:spacing w:after="0" w:line="240" w:lineRule="auto"/>
+            </w:pPr>
+            <w:r>
+              <w:rPr>
+                <w:rFonts w:ascii="Times New Roman" w:cs="Times New Roman" w:eastAsia="Times New Roman" w:hAnsi="Times New Roman"/>
+                <w:b w:val="false"/>
+                <w:bCs w:val="false"/>
+                <w:sz w:val="24"/>
+                <w:szCs w:val="24"/>
+              </w:rPr>
+              <w:t xml:space="preserve">)</w:t>
+            </w:r>
+          </w:p>
+          <w:p>
+            <w:pPr>
+              <w:spacing w:after="0" w:line="240" w:lineRule="auto"/>
+            </w:pPr>
+            <w:r>
+              <w:rPr>
+                <w:rFonts w:ascii="Times New Roman" w:cs="Times New Roman" w:eastAsia="Times New Roman" w:hAnsi="Times New Roman"/>
+                <w:b w:val="false"/>
+                <w:bCs w:val="false"/>
+                <w:sz w:val="24"/>
+                <w:szCs w:val="24"/>
+              </w:rPr>
+              <w:t xml:space="preserve">)</w:t>
+            </w:r>
+          </w:p>
+          <w:p>
+            <w:pPr>
+              <w:spacing w:after="0" w:line="240" w:lineRule="auto"/>
+            </w:pPr>
+            <w:r>
+              <w:rPr>
+                <w:rFonts w:ascii="Times New Roman" w:cs="Times New Roman" w:eastAsia="Times New Roman" w:hAnsi="Times New Roman"/>
+                <w:b w:val="false"/>
+                <w:bCs w:val="false"/>
+                <w:sz w:val="24"/>
+                <w:szCs w:val="24"/>
+              </w:rPr>
+              <w:t xml:space="preserve">)</w:t>
+            </w:r>
+          </w:p>
+          <w:p>
+            <w:pPr>
+              <w:spacing w:after="0" w:line="240" w:lineRule="auto"/>
+            </w:pPr>
+            <w:r>
+              <w:rPr>
+                <w:rFonts w:ascii="Times New Roman" w:cs="Times New Roman" w:eastAsia="Times New Roman" w:hAnsi="Times New Roman"/>
+                <w:b w:val="false"/>
+                <w:bCs w:val="false"/>
+                <w:sz w:val="24"/>
+                <w:szCs w:val="24"/>
+              </w:rPr>
+              <w:t xml:space="preserve">)</w:t>
+            </w:r>
+          </w:p>
+        </w:tc>
+        <w:tc>
+          <w:tcPr>
+            <w:tcW w:w="2880" w:type="dxa"/>
+          </w:tcPr>
+          <w:p>
+            <w:pPr>
+              <w:spacing w:after="0" w:line="240" w:lineRule="auto"/>
+            </w:pPr>
+          </w:p>
+          <w:p>
+            <w:pPr>
+              <w:spacing w:after="0" w:line="240" w:lineRule="auto"/>
+            </w:pPr>
+          </w:p>
+          <w:p>
+            <w:pPr>
+              <w:spacing w:after="0" w:line="240" w:lineRule="auto"/>
+            </w:pPr>
+          </w:p>
+          <w:p>
+            <w:pPr>
+              <w:spacing w:after="0" w:line="240" w:lineRule="auto"/>
+            </w:pPr>
+          </w:p>
+          <w:p>
+            <w:pPr>
+              <w:spacing w:after="0" w:line="240" w:lineRule="auto"/>
+            </w:pPr>
+            <w:r>
+              <w:rPr>
+                <w:rFonts w:ascii="Times New Roman" w:cs="Times New Roman" w:eastAsia="Times New Roman" w:hAnsi="Times New Roman"/>
+                <w:b w:val="false"/>
+                <w:bCs w:val="false"/>
+                <w:sz w:val="24"/>
+                <w:szCs w:val="24"/>
+              </w:rPr>
+              <w:t xml:space="preserve">No. {{ case_number }}</w:t>
+            </w:r>
+          </w:p>
+        </w:tc>
+      </w:tr>
+    </w:tbl>
     <w:p>
       <w:pPr>
         <w:spacing w:line="240" w:lineRule="exact"/>
@@ -347,6 +420,7 @@
     <w:p>
       <w:pPr>
         <w:spacing w:line="480" w:lineRule="auto"/>
+        <w:ind w:firstLine="720"/>
         <w:jc w:val="both"/>
       </w:pPr>
       <w:r>
@@ -363,6 +437,7 @@
     <w:p>
       <w:pPr>
         <w:spacing w:line="480" w:lineRule="auto"/>
+        <w:ind w:firstLine="720"/>
         <w:jc w:val="both"/>
       </w:pPr>
       <w:r>
@@ -381,6 +456,7 @@
     <w:p>
       <w:pPr>
         <w:spacing w:line="480" w:lineRule="auto"/>
+        <w:ind w:firstLine="720"/>
         <w:jc w:val="both"/>
       </w:pPr>
       <w:r>
@@ -397,6 +473,7 @@
     <w:p>
       <w:pPr>
         <w:spacing w:line="480" w:lineRule="auto"/>
+        <w:ind w:firstLine="720"/>
         <w:jc w:val="both"/>
       </w:pPr>
       <w:r>
@@ -455,6 +532,7 @@
     <w:p>
       <w:pPr>
         <w:spacing w:line="480" w:lineRule="auto"/>
+        <w:ind w:firstLine="720"/>
         <w:jc w:val="both"/>
       </w:pPr>
       <w:r>
@@ -471,6 +549,7 @@
     <w:p>
       <w:pPr>
         <w:spacing w:line="480" w:lineRule="auto"/>
+        <w:ind w:firstLine="720"/>
         <w:jc w:val="both"/>
       </w:pPr>
       <w:r>
@@ -489,6 +568,7 @@
     <w:p>
       <w:pPr>
         <w:spacing w:line="480" w:lineRule="auto"/>
+        <w:ind w:firstLine="720"/>
         <w:jc w:val="both"/>
       </w:pPr>
       <w:r>
@@ -505,6 +585,7 @@
     <w:p>
       <w:pPr>
         <w:spacing w:line="480" w:lineRule="auto"/>
+        <w:ind w:firstLine="720"/>
         <w:jc w:val="both"/>
       </w:pPr>
       <w:r>
@@ -521,6 +602,7 @@
     <w:p>
       <w:pPr>
         <w:spacing w:line="480" w:lineRule="auto"/>
+        <w:ind w:firstLine="720"/>
         <w:jc w:val="both"/>
       </w:pPr>
       <w:r>
@@ -537,6 +619,7 @@
     <w:p>
       <w:pPr>
         <w:spacing w:line="480" w:lineRule="auto"/>
+        <w:ind w:firstLine="720"/>
         <w:jc w:val="both"/>
       </w:pPr>
       <w:r>
@@ -553,6 +636,7 @@
     <w:p>
       <w:pPr>
         <w:spacing w:line="480" w:lineRule="auto"/>
+        <w:ind w:firstLine="720"/>
         <w:jc w:val="both"/>
       </w:pPr>
       <w:r>
@@ -569,6 +653,7 @@
     <w:p>
       <w:pPr>
         <w:spacing w:line="480" w:lineRule="auto"/>
+        <w:ind w:firstLine="720"/>
         <w:jc w:val="both"/>
       </w:pPr>
       <w:r>
@@ -585,6 +670,7 @@
     <w:p>
       <w:pPr>
         <w:spacing w:line="480" w:lineRule="auto"/>
+        <w:ind w:firstLine="720"/>
         <w:jc w:val="both"/>
       </w:pPr>
       <w:r>
@@ -601,6 +687,7 @@
     <w:p>
       <w:pPr>
         <w:spacing w:line="480" w:lineRule="auto"/>
+        <w:ind w:firstLine="720"/>
         <w:jc w:val="both"/>
       </w:pPr>
       <w:r>
@@ -619,6 +706,7 @@
     <w:p>
       <w:pPr>
         <w:spacing w:line="480" w:lineRule="auto"/>
+        <w:ind w:firstLine="720"/>
         <w:jc w:val="both"/>
       </w:pPr>
       <w:r>
@@ -686,6 +774,7 @@
     <w:p>
       <w:pPr>
         <w:spacing w:line="480" w:lineRule="auto"/>
+        <w:ind w:firstLine="720"/>
         <w:jc w:val="both"/>
       </w:pPr>
       <w:r>
@@ -702,6 +791,7 @@
     <w:p>
       <w:pPr>
         <w:spacing w:line="480" w:lineRule="auto"/>
+        <w:ind w:firstLine="720"/>
         <w:jc w:val="both"/>
       </w:pPr>
       <w:r>
@@ -718,6 +808,7 @@
     <w:p>
       <w:pPr>
         <w:spacing w:line="480" w:lineRule="auto"/>
+        <w:ind w:firstLine="720"/>
         <w:jc w:val="both"/>
       </w:pPr>
       <w:r>
@@ -782,12 +873,12 @@
       <w:tblPr>
         <w:tblW w:type="dxa" w:w="9576"/>
         <w:tblBorders>
-          <w:top w:val="single" w:color="auto" w:sz="4"/>
-          <w:left w:val="single" w:color="auto" w:sz="4"/>
-          <w:bottom w:val="single" w:color="auto" w:sz="4"/>
-          <w:right w:val="single" w:color="auto" w:sz="4"/>
-          <w:insideH w:val="single" w:color="auto" w:sz="4"/>
-          <w:insideV w:val="single" w:color="auto" w:sz="4"/>
+          <w:top w:val="none" w:sz="0" w:space="0" w:color="auto"/>
+          <w:left w:val="none" w:sz="0" w:space="0" w:color="auto"/>
+          <w:bottom w:val="none" w:sz="0" w:space="0" w:color="auto"/>
+          <w:right w:val="none" w:sz="0" w:space="0" w:color="auto"/>
+          <w:insideH w:val="none" w:sz="0" w:space="0" w:color="auto"/>
+          <w:insideV w:val="none" w:sz="0" w:space="0" w:color="auto"/>
         </w:tblBorders>
       </w:tblPr>
       <w:tblGrid>
@@ -798,12 +889,6 @@
         <w:tc>
           <w:tcPr>
             <w:tcW w:type="dxa" w:w="4428"/>
-            <w:tcBorders>
-              <w:top w:val="none"/>
-              <w:left w:val="none"/>
-              <w:bottom w:val="none"/>
-              <w:right w:val="none"/>
-            </w:tcBorders>
           </w:tcPr>
           <w:p>
             <w:r>
@@ -821,12 +906,6 @@
         <w:tc>
           <w:tcPr>
             <w:tcW w:type="dxa" w:w="5148"/>
-            <w:tcBorders>
-              <w:top w:val="none"/>
-              <w:left w:val="none"/>
-              <w:bottom w:val="none"/>
-              <w:right w:val="none"/>
-            </w:tcBorders>
           </w:tcPr>
           <w:p>
             <w:pPr>
@@ -840,7 +919,7 @@
                 <w:sz w:val="24"/>
                 <w:szCs w:val="24"/>
               </w:rPr>
-              <w:t xml:space="preserve">By:</w:t>
+              <w:t xml:space="preserve">By:{% if attorney_signature %}  {{ attorney_signature }}{% endif %}</w:t>
             </w:r>
           </w:p>
           <w:p>

--- a/templates/dhs/dhs_petition_2p_2c.docx
+++ b/templates/dhs/dhs_petition_2p_2c.docx
@@ -64,182 +64,255 @@
         <w:t xml:space="preserve"/>
       </w:r>
     </w:p>
-    <w:p>
-      <w:pPr>
-        <w:tabs>
-          <w:tab w:pos="1080" w:val="left"/>
-          <w:tab w:pos="6480" w:val="right"/>
-          <w:tab w:pos="6768" w:val="left"/>
-        </w:tabs>
-        <w:spacing w:line="240" w:lineRule="exact"/>
-      </w:pPr>
-      <w:r>
-        <w:rPr>
-          <w:rFonts w:ascii="Times New Roman" w:cs="Times New Roman" w:eastAsia="Times New Roman" w:hAnsi="Times New Roman"/>
-          <w:b w:val="false"/>
-          <w:bCs w:val="false"/>
-          <w:sz w:val="24"/>
-          <w:szCs w:val="24"/>
-        </w:rPr>
-        <w:t>In the Matter of the Adoption of</w:t>
-      </w:r>
-      <w:r>
-        <w:rPr>
-          <w:rFonts w:ascii="Times New Roman" w:cs="Times New Roman" w:eastAsia="Times New Roman" w:hAnsi="Times New Roman"/>
-          <w:b w:val="false"/>
-          <w:bCs w:val="false"/>
-          <w:sz w:val="24"/>
-          <w:szCs w:val="24"/>
-        </w:rPr>
-        <w:tab/>
-        <w:t>)</w:t>
-      </w:r>
-    </w:p>
-    <w:p>
-      <w:pPr>
-        <w:tabs>
-          <w:tab w:pos="1080" w:val="left"/>
-          <w:tab w:pos="6480" w:val="right"/>
-          <w:tab w:pos="6768" w:val="left"/>
-        </w:tabs>
-        <w:spacing w:line="240" w:lineRule="exact"/>
-      </w:pPr>
-      <w:r>
-        <w:rPr>
-          <w:rFonts w:ascii="Times New Roman" w:cs="Times New Roman" w:eastAsia="Times New Roman" w:hAnsi="Times New Roman"/>
-          <w:sz w:val="24"/>
-          <w:szCs w:val="24"/>
-        </w:rPr>
-      </w:r>
-      <w:r>
-        <w:rPr>
-          <w:rFonts w:ascii="Times New Roman" w:cs="Times New Roman" w:eastAsia="Times New Roman" w:hAnsi="Times New Roman"/>
-          <w:sz w:val="24"/>
-          <w:szCs w:val="24"/>
-        </w:rPr>
-        <w:tab/>
-        <w:t>)</w:t>
-      </w:r>
-    </w:p>
-    <w:p>
-      <w:pPr>
-        <w:tabs>
-          <w:tab w:pos="1080" w:val="left"/>
-          <w:tab w:pos="6480" w:val="right"/>
-          <w:tab w:pos="6768" w:val="left"/>
-        </w:tabs>
-        <w:spacing w:line="240" w:lineRule="exact"/>
-      </w:pPr>
-      <w:r>
-        <w:rPr>
-          <w:rFonts w:ascii="Times New Roman" w:cs="Times New Roman" w:eastAsia="Times New Roman" w:hAnsi="Times New Roman"/>
-          <w:b w:val="false"/>
-          <w:bCs w:val="false"/>
-          <w:sz w:val="24"/>
-          <w:szCs w:val="24"/>
-        </w:rPr>
-        <w:t>{{ child1_name_upper }}, dob: {{ child1_dob }},</w:t>
-      </w:r>
-      <w:r>
-        <w:rPr>
-          <w:rFonts w:ascii="Times New Roman" w:cs="Times New Roman" w:eastAsia="Times New Roman" w:hAnsi="Times New Roman"/>
-          <w:b w:val="false"/>
-          <w:bCs w:val="false"/>
-          <w:sz w:val="24"/>
-          <w:szCs w:val="24"/>
-        </w:rPr>
-        <w:tab/>
-        <w:t>)</w:t>
-      </w:r>
-    </w:p>
-    <w:p>
-      <w:pPr>
-        <w:spacing w:line="240" w:lineRule="exact"/>
-      </w:pPr>
-      <w:r>
-        <w:rPr>
-          <w:rFonts w:ascii="Times New Roman" w:cs="Times New Roman" w:eastAsia="Times New Roman" w:hAnsi="Times New Roman"/>
-          <w:b w:val="false"/>
-          <w:bCs w:val="false"/>
-          <w:sz w:val="24"/>
-          <w:szCs w:val="24"/>
-        </w:rPr>
-        <w:t xml:space="preserve">And</w:t>
-      </w:r>
-    </w:p>
-    <w:p>
-      <w:pPr>
-        <w:tabs>
-          <w:tab w:pos="1080" w:val="left"/>
-          <w:tab w:pos="6480" w:val="right"/>
-          <w:tab w:pos="6768" w:val="left"/>
-        </w:tabs>
-        <w:spacing w:line="240" w:lineRule="exact"/>
-      </w:pPr>
-      <w:r>
-        <w:rPr>
-          <w:rFonts w:ascii="Times New Roman" w:cs="Times New Roman" w:eastAsia="Times New Roman" w:hAnsi="Times New Roman"/>
-          <w:b w:val="false"/>
-          <w:bCs w:val="false"/>
-          <w:sz w:val="24"/>
-          <w:szCs w:val="24"/>
-        </w:rPr>
-        <w:t>{{ child2_name_upper }}, dob: {{ child2_dob }}</w:t>
-      </w:r>
-      <w:r>
-        <w:rPr>
-          <w:rFonts w:ascii="Times New Roman" w:cs="Times New Roman" w:eastAsia="Times New Roman" w:hAnsi="Times New Roman"/>
-          <w:b w:val="false"/>
-          <w:bCs w:val="false"/>
-          <w:sz w:val="24"/>
-          <w:szCs w:val="24"/>
-        </w:rPr>
-        <w:tab/>
-        <w:t>)</w:t>
-      </w:r>
-      <w:r>
-        <w:rPr>
-          <w:rFonts w:ascii="Times New Roman" w:cs="Times New Roman" w:eastAsia="Times New Roman" w:hAnsi="Times New Roman"/>
-          <w:b w:val="false"/>
-          <w:bCs w:val="false"/>
-          <w:sz w:val="24"/>
-          <w:szCs w:val="24"/>
-        </w:rPr>
-        <w:tab/>
-        <w:t>No. {{ case_number }}</w:t>
-      </w:r>
-    </w:p>
-    <w:p>
-      <w:pPr>
-        <w:tabs>
-          <w:tab w:pos="1080" w:val="left"/>
-          <w:tab w:pos="6480" w:val="right"/>
-          <w:tab w:pos="6768" w:val="left"/>
-        </w:tabs>
-        <w:spacing w:line="240" w:lineRule="exact"/>
-      </w:pPr>
-      <w:r>
-        <w:rPr>
-          <w:rFonts w:ascii="Times New Roman" w:cs="Times New Roman" w:eastAsia="Times New Roman" w:hAnsi="Times New Roman"/>
-          <w:b w:val="false"/>
-          <w:bCs w:val="false"/>
-          <w:sz w:val="24"/>
-          <w:szCs w:val="24"/>
-        </w:rPr>
-        <w:t>Minor Children.</w:t>
-      </w:r>
-      <w:r>
-        <w:rPr>
-          <w:rFonts w:ascii="Times New Roman" w:cs="Times New Roman" w:eastAsia="Times New Roman" w:hAnsi="Times New Roman"/>
-          <w:b w:val="false"/>
-          <w:bCs w:val="false"/>
-          <w:sz w:val="24"/>
-          <w:szCs w:val="24"/>
-        </w:rPr>
-        <w:tab/>
-        <w:t>)</w:t>
-      </w:r>
-    </w:p>
+    <w:tbl>
+      <w:tblPr>
+        <w:tblW w:w="9360" w:type="dxa"/>
+        <w:tblBorders>
+          <w:top w:val="none" w:sz="0" w:space="0" w:color="auto"/>
+          <w:left w:val="none" w:sz="0" w:space="0" w:color="auto"/>
+          <w:bottom w:val="none" w:sz="0" w:space="0" w:color="auto"/>
+          <w:right w:val="none" w:sz="0" w:space="0" w:color="auto"/>
+          <w:insideH w:val="none" w:sz="0" w:space="0" w:color="auto"/>
+          <w:insideV w:val="none" w:sz="0" w:space="0" w:color="auto"/>
+        </w:tblBorders>
+        <w:tblLayout w:type="fixed"/>
+        <w:tblCellMar>
+          <w:top w:w="0" w:type="dxa"/>
+          <w:left w:w="0" w:type="dxa"/>
+          <w:bottom w:w="0" w:type="dxa"/>
+          <w:right w:w="0" w:type="dxa"/>
+        </w:tblCellMar>
+        <w:tblLook w:val="0000" w:firstRow="0" w:lastRow="0" w:firstColumn="0" w:lastColumn="0" w:noHBand="0" w:noVBand="0"/>
+      </w:tblPr>
+      <w:tblGrid>
+        <w:gridCol w:w="6192"/>
+        <w:gridCol w:w="288"/>
+        <w:gridCol w:w="2880"/>
+      </w:tblGrid>
+      <w:tr>
+        <w:tc>
+          <w:tcPr>
+            <w:tcW w:w="6192" w:type="dxa"/>
+          </w:tcPr>
+          <w:p>
+            <w:pPr>
+              <w:spacing w:after="0" w:line="240" w:lineRule="auto"/>
+            </w:pPr>
+            <w:r>
+              <w:rPr>
+                <w:rFonts w:ascii="Times New Roman" w:cs="Times New Roman" w:eastAsia="Times New Roman" w:hAnsi="Times New Roman"/>
+                <w:b w:val="false"/>
+                <w:bCs w:val="false"/>
+                <w:sz w:val="24"/>
+                <w:szCs w:val="24"/>
+              </w:rPr>
+              <w:t xml:space="preserve">In the Matter of the Adoption of</w:t>
+            </w:r>
+          </w:p>
+          <w:p>
+            <w:pPr>
+              <w:spacing w:after="0" w:line="240" w:lineRule="auto"/>
+            </w:pPr>
+          </w:p>
+          <w:p>
+            <w:pPr>
+              <w:spacing w:after="0" w:line="240" w:lineRule="auto"/>
+            </w:pPr>
+            <w:r>
+              <w:rPr>
+                <w:rFonts w:ascii="Times New Roman" w:cs="Times New Roman" w:eastAsia="Times New Roman" w:hAnsi="Times New Roman"/>
+                <w:b w:val="false"/>
+                <w:bCs w:val="false"/>
+                <w:sz w:val="24"/>
+                <w:szCs w:val="24"/>
+              </w:rPr>
+              <w:t xml:space="preserve">{{ child1_name_upper }}, dob: {{ child1_dob }},</w:t>
+            </w:r>
+          </w:p>
+          <w:p>
+            <w:pPr>
+              <w:spacing w:after="0" w:line="240" w:lineRule="auto"/>
+            </w:pPr>
+            <w:r>
+              <w:rPr>
+                <w:rFonts w:ascii="Times New Roman" w:cs="Times New Roman" w:eastAsia="Times New Roman" w:hAnsi="Times New Roman"/>
+                <w:b w:val="false"/>
+                <w:bCs w:val="false"/>
+                <w:sz w:val="24"/>
+                <w:szCs w:val="24"/>
+              </w:rPr>
+              <w:t xml:space="preserve">And</w:t>
+            </w:r>
+          </w:p>
+          <w:p>
+            <w:pPr>
+              <w:spacing w:after="0" w:line="240" w:lineRule="auto"/>
+            </w:pPr>
+            <w:r>
+              <w:rPr>
+                <w:rFonts w:ascii="Times New Roman" w:cs="Times New Roman" w:eastAsia="Times New Roman" w:hAnsi="Times New Roman"/>
+                <w:b w:val="false"/>
+                <w:bCs w:val="false"/>
+                <w:sz w:val="24"/>
+                <w:szCs w:val="24"/>
+              </w:rPr>
+              <w:t xml:space="preserve">{{ child2_name_upper }}, dob: {{ child2_dob }}</w:t>
+            </w:r>
+          </w:p>
+          <w:p>
+            <w:pPr>
+              <w:spacing w:after="0" w:line="240" w:lineRule="auto"/>
+              <w:ind w:firstLine="720"/>
+            </w:pPr>
+            <w:r>
+              <w:rPr>
+                <w:rFonts w:ascii="Times New Roman" w:cs="Times New Roman" w:eastAsia="Times New Roman" w:hAnsi="Times New Roman"/>
+                <w:b w:val="false"/>
+                <w:bCs w:val="false"/>
+                <w:sz w:val="24"/>
+                <w:szCs w:val="24"/>
+              </w:rPr>
+              <w:t xml:space="preserve">Minor Children.</w:t>
+            </w:r>
+          </w:p>
+        </w:tc>
+        <w:tc>
+          <w:tcPr>
+            <w:tcW w:w="288" w:type="dxa"/>
+          </w:tcPr>
+          <w:p>
+            <w:pPr>
+              <w:spacing w:after="0" w:line="240" w:lineRule="auto"/>
+            </w:pPr>
+            <w:r>
+              <w:rPr>
+                <w:rFonts w:ascii="Times New Roman" w:cs="Times New Roman" w:eastAsia="Times New Roman" w:hAnsi="Times New Roman"/>
+                <w:b w:val="false"/>
+                <w:bCs w:val="false"/>
+                <w:sz w:val="24"/>
+                <w:szCs w:val="24"/>
+              </w:rPr>
+              <w:t xml:space="preserve">)</w:t>
+            </w:r>
+          </w:p>
+          <w:p>
+            <w:pPr>
+              <w:spacing w:after="0" w:line="240" w:lineRule="auto"/>
+            </w:pPr>
+            <w:r>
+              <w:rPr>
+                <w:rFonts w:ascii="Times New Roman" w:cs="Times New Roman" w:eastAsia="Times New Roman" w:hAnsi="Times New Roman"/>
+                <w:b w:val="false"/>
+                <w:bCs w:val="false"/>
+                <w:sz w:val="24"/>
+                <w:szCs w:val="24"/>
+              </w:rPr>
+              <w:t xml:space="preserve">)</w:t>
+            </w:r>
+          </w:p>
+          <w:p>
+            <w:pPr>
+              <w:spacing w:after="0" w:line="240" w:lineRule="auto"/>
+            </w:pPr>
+            <w:r>
+              <w:rPr>
+                <w:rFonts w:ascii="Times New Roman" w:cs="Times New Roman" w:eastAsia="Times New Roman" w:hAnsi="Times New Roman"/>
+                <w:b w:val="false"/>
+                <w:bCs w:val="false"/>
+                <w:sz w:val="24"/>
+                <w:szCs w:val="24"/>
+              </w:rPr>
+              <w:t xml:space="preserve">)</w:t>
+            </w:r>
+          </w:p>
+          <w:p>
+            <w:pPr>
+              <w:spacing w:after="0" w:line="240" w:lineRule="auto"/>
+            </w:pPr>
+            <w:r>
+              <w:rPr>
+                <w:rFonts w:ascii="Times New Roman" w:cs="Times New Roman" w:eastAsia="Times New Roman" w:hAnsi="Times New Roman"/>
+                <w:b w:val="false"/>
+                <w:bCs w:val="false"/>
+                <w:sz w:val="24"/>
+                <w:szCs w:val="24"/>
+              </w:rPr>
+              <w:t xml:space="preserve">)</w:t>
+            </w:r>
+          </w:p>
+          <w:p>
+            <w:pPr>
+              <w:spacing w:after="0" w:line="240" w:lineRule="auto"/>
+            </w:pPr>
+            <w:r>
+              <w:rPr>
+                <w:rFonts w:ascii="Times New Roman" w:cs="Times New Roman" w:eastAsia="Times New Roman" w:hAnsi="Times New Roman"/>
+                <w:b w:val="false"/>
+                <w:bCs w:val="false"/>
+                <w:sz w:val="24"/>
+                <w:szCs w:val="24"/>
+              </w:rPr>
+              <w:t xml:space="preserve">)</w:t>
+            </w:r>
+          </w:p>
+          <w:p>
+            <w:pPr>
+              <w:spacing w:after="0" w:line="240" w:lineRule="auto"/>
+            </w:pPr>
+            <w:r>
+              <w:rPr>
+                <w:rFonts w:ascii="Times New Roman" w:cs="Times New Roman" w:eastAsia="Times New Roman" w:hAnsi="Times New Roman"/>
+                <w:b w:val="false"/>
+                <w:bCs w:val="false"/>
+                <w:sz w:val="24"/>
+                <w:szCs w:val="24"/>
+              </w:rPr>
+              <w:t xml:space="preserve">)</w:t>
+            </w:r>
+          </w:p>
+        </w:tc>
+        <w:tc>
+          <w:tcPr>
+            <w:tcW w:w="2880" w:type="dxa"/>
+          </w:tcPr>
+          <w:p>
+            <w:pPr>
+              <w:spacing w:after="0" w:line="240" w:lineRule="auto"/>
+            </w:pPr>
+          </w:p>
+          <w:p>
+            <w:pPr>
+              <w:spacing w:after="0" w:line="240" w:lineRule="auto"/>
+            </w:pPr>
+          </w:p>
+          <w:p>
+            <w:pPr>
+              <w:spacing w:after="0" w:line="240" w:lineRule="auto"/>
+            </w:pPr>
+          </w:p>
+          <w:p>
+            <w:pPr>
+              <w:spacing w:after="0" w:line="240" w:lineRule="auto"/>
+            </w:pPr>
+          </w:p>
+          <w:p>
+            <w:pPr>
+              <w:spacing w:after="0" w:line="240" w:lineRule="auto"/>
+            </w:pPr>
+            <w:r>
+              <w:rPr>
+                <w:rFonts w:ascii="Times New Roman" w:cs="Times New Roman" w:eastAsia="Times New Roman" w:hAnsi="Times New Roman"/>
+                <w:b w:val="false"/>
+                <w:bCs w:val="false"/>
+                <w:sz w:val="24"/>
+                <w:szCs w:val="24"/>
+              </w:rPr>
+              <w:t xml:space="preserve">No. {{ case_number }}</w:t>
+            </w:r>
+          </w:p>
+        </w:tc>
+      </w:tr>
+    </w:tbl>
     <w:p>
       <w:pPr>
         <w:spacing w:line="240" w:lineRule="exact"/>
@@ -347,6 +420,7 @@
     <w:p>
       <w:pPr>
         <w:spacing w:line="480" w:lineRule="auto"/>
+        <w:ind w:firstLine="720"/>
         <w:jc w:val="both"/>
       </w:pPr>
       <w:r>
@@ -363,6 +437,7 @@
     <w:p>
       <w:pPr>
         <w:spacing w:line="480" w:lineRule="auto"/>
+        <w:ind w:firstLine="720"/>
         <w:jc w:val="both"/>
       </w:pPr>
       <w:r>
@@ -381,6 +456,7 @@
     <w:p>
       <w:pPr>
         <w:spacing w:line="480" w:lineRule="auto"/>
+        <w:ind w:firstLine="720"/>
         <w:jc w:val="both"/>
       </w:pPr>
       <w:r>
@@ -397,6 +473,7 @@
     <w:p>
       <w:pPr>
         <w:spacing w:line="480" w:lineRule="auto"/>
+        <w:ind w:firstLine="720"/>
         <w:jc w:val="both"/>
       </w:pPr>
       <w:r>
@@ -455,22 +532,66 @@
     <w:p>
       <w:pPr>
         <w:spacing w:line="480" w:lineRule="auto"/>
-        <w:jc w:val="both"/>
-      </w:pPr>
-      <w:r>
-        <w:rPr>
-          <w:rFonts w:ascii="Times New Roman" w:cs="Times New Roman" w:eastAsia="Times New Roman" w:hAnsi="Times New Roman"/>
-          <w:b w:val="false"/>
-          <w:bCs w:val="false"/>
-          <w:sz w:val="24"/>
-          <w:szCs w:val="24"/>
-        </w:rPr>
-        <w:t xml:space="preserve">5.	That your Petitioners desire to adopt {{ child1_name }} and {{ child2_name }} and desire to change their names as follows:{% if name_change %} from {{ child1_name }} to the name of {{ child1_new_name }}{% endif %}{% if name_change_child2 %} and from {{ child2_name }} to the name of {{ child2_new_name }}{% endif %}{% if not name_change and not name_change_child2 %} the Petitioners do not desire a name change for either child{% endif %}.</w:t>
-      </w:r>
-    </w:p>
-    <w:p>
-      <w:pPr>
-        <w:spacing w:line="480" w:lineRule="auto"/>
+        <w:ind w:firstLine="720"/>
+        <w:jc w:val="both"/>
+      </w:pPr>
+      <w:r>
+        <w:rPr>
+          <w:rFonts w:ascii="Times New Roman" w:cs="Times New Roman" w:eastAsia="Times New Roman" w:hAnsi="Times New Roman"/>
+          <w:b w:val="false"/>
+          <w:bCs w:val="false"/>
+          <w:sz w:val="24"/>
+          <w:szCs w:val="24"/>
+        </w:rPr>
+        <w:t xml:space="preserve">5.	That your Petitioners desire to adopt {{ child1_name }} and {{ child2_name }} and desire to change their names as follows:{% if name_change %} from {{ child1_name }} to the name of </w:t>
+      </w:r>
+      <w:r>
+        <w:rPr>
+          <w:rFonts w:ascii="Times New Roman" w:cs="Times New Roman" w:eastAsia="Times New Roman" w:hAnsi="Times New Roman"/>
+          <w:b/>
+          <w:b w:val="false"/>
+          <w:bCs w:val="false"/>
+          <w:sz w:val="24"/>
+          <w:szCs w:val="24"/>
+        </w:rPr>
+        <w:t xml:space="preserve">{{ child1_new_name }}</w:t>
+      </w:r>
+      <w:r>
+        <w:rPr>
+          <w:rFonts w:ascii="Times New Roman" w:cs="Times New Roman" w:eastAsia="Times New Roman" w:hAnsi="Times New Roman"/>
+          <w:b w:val="false"/>
+          <w:bCs w:val="false"/>
+          <w:sz w:val="24"/>
+          <w:szCs w:val="24"/>
+        </w:rPr>
+        <w:t xml:space="preserve">{% endif %}{% if name_change_child2 %} and from {{ child2_name }} to the name of </w:t>
+      </w:r>
+      <w:r>
+        <w:rPr>
+          <w:rFonts w:ascii="Times New Roman" w:cs="Times New Roman" w:eastAsia="Times New Roman" w:hAnsi="Times New Roman"/>
+          <w:b/>
+          <w:b w:val="false"/>
+          <w:bCs w:val="false"/>
+          <w:sz w:val="24"/>
+          <w:szCs w:val="24"/>
+        </w:rPr>
+        <w:t xml:space="preserve">{{ child2_new_name }}</w:t>
+      </w:r>
+      <w:r>
+        <w:rPr>
+          <w:rFonts w:ascii="Times New Roman" w:cs="Times New Roman" w:eastAsia="Times New Roman" w:hAnsi="Times New Roman"/>
+          <w:b w:val="false"/>
+          <w:bCs w:val="false"/>
+          <w:sz w:val="24"/>
+          <w:szCs w:val="24"/>
+        </w:rPr>
+        <w:t xml:space="preserve">{% endif %}{% if not name_change and not name_change_child2 %} the Petitioners do not desire a name change for either child{% endif %}.</w:t>
+      </w:r>
+    </w:p>
+    <w:p>
+      <w:pPr>
+        <w:spacing w:line="480" w:lineRule="auto"/>
+        <w:ind w:firstLine="720"/>
         <w:jc w:val="both"/>
       </w:pPr>
       <w:r>
@@ -489,6 +610,7 @@
     <w:p>
       <w:pPr>
         <w:spacing w:line="480" w:lineRule="auto"/>
+        <w:ind w:firstLine="720"/>
         <w:jc w:val="both"/>
       </w:pPr>
       <w:r>
@@ -505,6 +627,7 @@
     <w:p>
       <w:pPr>
         <w:spacing w:line="480" w:lineRule="auto"/>
+        <w:ind w:firstLine="720"/>
         <w:jc w:val="both"/>
       </w:pPr>
       <w:r>
@@ -521,6 +644,7 @@
     <w:p>
       <w:pPr>
         <w:spacing w:line="480" w:lineRule="auto"/>
+        <w:ind w:firstLine="720"/>
         <w:jc w:val="both"/>
       </w:pPr>
       <w:r>
@@ -537,6 +661,7 @@
     <w:p>
       <w:pPr>
         <w:spacing w:line="480" w:lineRule="auto"/>
+        <w:ind w:firstLine="720"/>
         <w:jc w:val="both"/>
       </w:pPr>
       <w:r>
@@ -553,22 +678,24 @@
     <w:p>
       <w:pPr>
         <w:spacing w:line="480" w:lineRule="auto"/>
-        <w:jc w:val="both"/>
-      </w:pPr>
-      <w:r>
-        <w:rPr>
-          <w:rFonts w:ascii="Times New Roman" w:cs="Times New Roman" w:eastAsia="Times New Roman" w:hAnsi="Times New Roman"/>
-          <w:b w:val="false"/>
-          <w:bCs w:val="false"/>
-          <w:sz w:val="24"/>
-          <w:szCs w:val="24"/>
-        </w:rPr>
-        <w:t xml:space="preserve">11.	{% if bio_mother_status == "relinquished" %}That the biological mother of the children is {{ bio_mother_name }} and that the parent executed in the juvenile deprived action hereinabove mentioned a permanent relinquishment of her parental rights and consent to this adoption. A certified copy of said permanent relinquishment of parental rights and consent to adoption will be filed herein.{% else %}That the biological mother of the children is {{ bio_mother_name }} and the parent's consent to this Adoption is not required because the parent's parental rights were terminated in the juvenile deprived action hereinabove mentioned. A certified copy of the order terminating parental rights will be filed herein.{% endif %}</w:t>
-      </w:r>
-    </w:p>
-    <w:p>
-      <w:pPr>
-        <w:spacing w:line="480" w:lineRule="auto"/>
+        <w:ind w:firstLine="720"/>
+        <w:jc w:val="both"/>
+      </w:pPr>
+      <w:r>
+        <w:rPr>
+          <w:rFonts w:ascii="Times New Roman" w:cs="Times New Roman" w:eastAsia="Times New Roman" w:hAnsi="Times New Roman"/>
+          <w:b w:val="false"/>
+          <w:bCs w:val="false"/>
+          <w:sz w:val="24"/>
+          <w:szCs w:val="24"/>
+        </w:rPr>
+        <w:t xml:space="preserve">11.	{% if bio_mother_status == "relinquished" %}That the biological mother of the children is {{ bio_mother_name }} and that the parent executed in the juvenile deprived action hereinabove mentioned a permanent relinquishment of their parental rights and consent to this adoption. A certified copy of said permanent relinquishment of parental rights and consent to adoption will be filed herein.{% else %}That the biological mother of the children is {{ bio_mother_name }} and the parent's consent to this Adoption is not required because the parent's parental rights were terminated in the juvenile deprived action hereinabove mentioned. A certified copy of the order terminating parental rights will be filed herein.{% endif %}</w:t>
+      </w:r>
+    </w:p>
+    <w:p>
+      <w:pPr>
+        <w:spacing w:line="480" w:lineRule="auto"/>
+        <w:ind w:firstLine="720"/>
         <w:jc w:val="both"/>
       </w:pPr>
       <w:r>
@@ -585,6 +712,7 @@
     <w:p>
       <w:pPr>
         <w:spacing w:line="480" w:lineRule="auto"/>
+        <w:ind w:firstLine="720"/>
         <w:jc w:val="both"/>
       </w:pPr>
       <w:r>
@@ -601,6 +729,7 @@
     <w:p>
       <w:pPr>
         <w:spacing w:line="480" w:lineRule="auto"/>
+        <w:ind w:firstLine="720"/>
         <w:jc w:val="both"/>
       </w:pPr>
       <w:r>
@@ -619,6 +748,7 @@
     <w:p>
       <w:pPr>
         <w:spacing w:line="480" w:lineRule="auto"/>
+        <w:ind w:firstLine="720"/>
         <w:jc w:val="both"/>
       </w:pPr>
       <w:r>
@@ -686,6 +816,7 @@
     <w:p>
       <w:pPr>
         <w:spacing w:line="480" w:lineRule="auto"/>
+        <w:ind w:firstLine="720"/>
         <w:jc w:val="both"/>
       </w:pPr>
       <w:r>
@@ -702,6 +833,7 @@
     <w:p>
       <w:pPr>
         <w:spacing w:line="480" w:lineRule="auto"/>
+        <w:ind w:firstLine="720"/>
         <w:jc w:val="both"/>
       </w:pPr>
       <w:r>
@@ -718,6 +850,7 @@
     <w:p>
       <w:pPr>
         <w:spacing w:line="480" w:lineRule="auto"/>
+        <w:ind w:firstLine="720"/>
         <w:jc w:val="both"/>
       </w:pPr>
       <w:r>
@@ -782,12 +915,12 @@
       <w:tblPr>
         <w:tblW w:type="dxa" w:w="9576"/>
         <w:tblBorders>
-          <w:top w:val="single" w:color="auto" w:sz="4"/>
-          <w:left w:val="single" w:color="auto" w:sz="4"/>
-          <w:bottom w:val="single" w:color="auto" w:sz="4"/>
-          <w:right w:val="single" w:color="auto" w:sz="4"/>
-          <w:insideH w:val="single" w:color="auto" w:sz="4"/>
-          <w:insideV w:val="single" w:color="auto" w:sz="4"/>
+          <w:top w:val="none" w:sz="0" w:space="0" w:color="auto"/>
+          <w:left w:val="none" w:sz="0" w:space="0" w:color="auto"/>
+          <w:bottom w:val="none" w:sz="0" w:space="0" w:color="auto"/>
+          <w:right w:val="none" w:sz="0" w:space="0" w:color="auto"/>
+          <w:insideH w:val="none" w:sz="0" w:space="0" w:color="auto"/>
+          <w:insideV w:val="none" w:sz="0" w:space="0" w:color="auto"/>
         </w:tblBorders>
       </w:tblPr>
       <w:tblGrid>
@@ -798,12 +931,6 @@
         <w:tc>
           <w:tcPr>
             <w:tcW w:type="dxa" w:w="4428"/>
-            <w:tcBorders>
-              <w:top w:val="none"/>
-              <w:left w:val="none"/>
-              <w:bottom w:val="none"/>
-              <w:right w:val="none"/>
-            </w:tcBorders>
           </w:tcPr>
           <w:p>
             <w:r>
@@ -821,12 +948,6 @@
         <w:tc>
           <w:tcPr>
             <w:tcW w:type="dxa" w:w="5148"/>
-            <w:tcBorders>
-              <w:top w:val="none"/>
-              <w:left w:val="none"/>
-              <w:bottom w:val="none"/>
-              <w:right w:val="none"/>
-            </w:tcBorders>
           </w:tcPr>
           <w:p>
             <w:pPr>
@@ -840,7 +961,7 @@
                 <w:sz w:val="24"/>
                 <w:szCs w:val="24"/>
               </w:rPr>
-              <w:t xml:space="preserve">By:</w:t>
+              <w:t xml:space="preserve">By:{% if attorney_signature %}  {{ attorney_signature }}{% endif %}</w:t>
             </w:r>
           </w:p>
           <w:p>

--- a/templates/dhs/dhs_petition_2p_2c.docx
+++ b/templates/dhs/dhs_petition_2p_2c.docx
@@ -379,7 +379,6 @@
       <w:r>
         <w:rPr>
           <w:rFonts w:ascii="Times New Roman" w:cs="Times New Roman" w:eastAsia="Times New Roman" w:hAnsi="Times New Roman"/>
-          <w:b/>
           <w:bCs w:val="false"/>
           <w:sz w:val="24"/>
           <w:szCs w:val="24"/>
@@ -399,7 +398,6 @@
       <w:r>
         <w:rPr>
           <w:rFonts w:ascii="Times New Roman" w:cs="Times New Roman" w:eastAsia="Times New Roman" w:hAnsi="Times New Roman"/>
-          <w:b/>
           <w:bCs w:val="false"/>
           <w:sz w:val="24"/>
           <w:szCs w:val="24"/>
@@ -491,7 +489,6 @@
       <w:r>
         <w:rPr>
           <w:rFonts w:ascii="Times New Roman" w:cs="Times New Roman" w:eastAsia="Times New Roman" w:hAnsi="Times New Roman"/>
-          <w:b/>
           <w:bCs w:val="false"/>
           <w:sz w:val="24"/>
           <w:szCs w:val="24"/>
@@ -511,7 +508,6 @@
       <w:r>
         <w:rPr>
           <w:rFonts w:ascii="Times New Roman" w:cs="Times New Roman" w:eastAsia="Times New Roman" w:hAnsi="Times New Roman"/>
-          <w:b/>
           <w:bCs w:val="false"/>
           <w:sz w:val="24"/>
           <w:szCs w:val="24"/>
@@ -1161,7 +1157,6 @@
       <w:r>
         <w:rPr>
           <w:rFonts w:ascii="Times New Roman" w:cs="Times New Roman" w:eastAsia="Times New Roman" w:hAnsi="Times New Roman"/>
-          <w:b/>
           <w:bCs w:val="false"/>
           <w:sz w:val="24"/>
           <w:szCs w:val="24"/>
@@ -1181,7 +1176,6 @@
       <w:r>
         <w:rPr>
           <w:rFonts w:ascii="Times New Roman" w:cs="Times New Roman" w:eastAsia="Times New Roman" w:hAnsi="Times New Roman"/>
-          <w:b/>
           <w:bCs w:val="false"/>
           <w:sz w:val="24"/>
           <w:szCs w:val="24"/>
@@ -1237,7 +1231,6 @@
       <w:r>
         <w:rPr>
           <w:rFonts w:ascii="Times New Roman" w:cs="Times New Roman" w:eastAsia="Times New Roman" w:hAnsi="Times New Roman"/>
-          <w:b/>
           <w:bCs w:val="false"/>
           <w:sz w:val="24"/>
           <w:szCs w:val="24"/>
@@ -1293,7 +1286,6 @@
       <w:r>
         <w:rPr>
           <w:rFonts w:ascii="Times New Roman" w:cs="Times New Roman" w:eastAsia="Times New Roman" w:hAnsi="Times New Roman"/>
-          <w:b/>
           <w:bCs w:val="false"/>
           <w:sz w:val="24"/>
           <w:szCs w:val="24"/>

--- a/templates/dhs/dhs_petition_2p_2c.docx
+++ b/templates/dhs/dhs_petition_2p_2c.docx
@@ -957,7 +957,7 @@
                 <w:sz w:val="24"/>
                 <w:szCs w:val="24"/>
               </w:rPr>
-              <w:t xml:space="preserve">By:{% if attorney_signature %}  {{ attorney_signature }}{% endif %}</w:t>
+              <w:t xml:space="preserve">By:{% if attorney_signature %}  {{ attorney_signature }}{% endif %}____________________</w:t>
             </w:r>
           </w:p>
           <w:p>

--- a/templates/dhs/dhs_petition_2p_2c.docx
+++ b/templates/dhs/dhs_petition_2p_2c.docx
@@ -1055,21 +1055,9 @@
     </w:tbl>
     <w:p>
       <w:pPr>
-        <w:spacing w:line="240" w:lineRule="exact"/>
-      </w:pPr>
-      <w:r>
-        <w:rPr>
-          <w:rFonts w:ascii="Times New Roman" w:cs="Times New Roman" w:eastAsia="Times New Roman" w:hAnsi="Times New Roman"/>
-          <w:b w:val="false"/>
-          <w:bCs w:val="false"/>
-          <w:sz w:val="24"/>
-          <w:szCs w:val="24"/>
-        </w:rPr>
-        <w:t xml:space="preserve"/>
-      </w:r>
-    </w:p>
-    <w:p>
-      <w:pPr>
+        <w:keepNext/>
+        <w:keepLines/>
+        <w:pageBreakBefore/>
         <w:spacing w:line="240" w:lineRule="exact"/>
         <w:jc w:val="center"/>
       </w:pPr>
@@ -1087,6 +1075,8 @@
     </w:p>
     <w:p>
       <w:pPr>
+        <w:keepNext/>
+        <w:keepLines/>
         <w:spacing w:line="240" w:lineRule="exact"/>
         <w:jc w:val="center"/>
       </w:pPr>
@@ -1103,6 +1093,8 @@
     </w:p>
     <w:p>
       <w:pPr>
+        <w:keepNext/>
+        <w:keepLines/>
         <w:spacing w:line="240" w:lineRule="exact"/>
         <w:jc w:val="center"/>
       </w:pPr>
@@ -1119,6 +1111,8 @@
     </w:p>
     <w:p>
       <w:pPr>
+        <w:keepNext/>
+        <w:keepLines/>
         <w:spacing w:line="240" w:lineRule="exact"/>
         <w:jc w:val="center"/>
       </w:pPr>
@@ -1135,6 +1129,8 @@
     </w:p>
     <w:p>
       <w:pPr>
+        <w:keepNext/>
+        <w:keepLines/>
         <w:spacing w:line="240" w:lineRule="exact"/>
       </w:pPr>
       <w:r>
@@ -1150,6 +1146,8 @@
     </w:p>
     <w:p>
       <w:pPr>
+        <w:keepNext/>
+        <w:keepLines/>
         <w:spacing w:line="480" w:lineRule="auto"/>
         <w:ind w:firstLine="1440"/>
         <w:jc w:val="both"/>
@@ -1195,6 +1193,8 @@
     </w:p>
     <w:p>
       <w:pPr>
+        <w:keepNext/>
+        <w:keepLines/>
         <w:spacing w:line="240" w:lineRule="exact"/>
       </w:pPr>
       <w:r>
@@ -1210,6 +1210,8 @@
     </w:p>
     <w:p>
       <w:pPr>
+        <w:keepNext/>
+        <w:keepLines/>
         <w:spacing w:before="560"/>
         <w:ind w:left="4320"/>
       </w:pPr>
@@ -1226,6 +1228,8 @@
     </w:p>
     <w:p>
       <w:pPr>
+        <w:keepNext/>
+        <w:keepLines/>
         <w:ind w:left="4320"/>
       </w:pPr>
       <w:r>
@@ -1250,6 +1254,8 @@
     </w:p>
     <w:p>
       <w:pPr>
+        <w:keepNext/>
+        <w:keepLines/>
         <w:spacing w:line="240" w:lineRule="exact"/>
       </w:pPr>
       <w:r>
@@ -1265,6 +1271,8 @@
     </w:p>
     <w:p>
       <w:pPr>
+        <w:keepNext/>
+        <w:keepLines/>
         <w:spacing w:before="560"/>
         <w:ind w:left="4320"/>
       </w:pPr>
@@ -1281,6 +1289,8 @@
     </w:p>
     <w:p>
       <w:pPr>
+        <w:keepNext/>
+        <w:keepLines/>
         <w:ind w:left="4320"/>
       </w:pPr>
       <w:r>
@@ -1305,6 +1315,8 @@
     </w:p>
     <w:p>
       <w:pPr>
+        <w:keepNext/>
+        <w:keepLines/>
         <w:spacing w:line="240" w:lineRule="exact"/>
       </w:pPr>
       <w:r>
@@ -1319,6 +1331,10 @@
       </w:r>
     </w:p>
     <w:p>
+      <w:pPr>
+        <w:keepNext/>
+        <w:keepLines/>
+      </w:pPr>
       <w:r>
         <w:rPr>
           <w:rFonts w:ascii="Times New Roman" w:cs="Times New Roman" w:eastAsia="Times New Roman" w:hAnsi="Times New Roman"/>
@@ -1332,6 +1348,8 @@
     </w:p>
     <w:p>
       <w:pPr>
+        <w:keepNext/>
+        <w:keepLines/>
         <w:spacing w:line="240" w:lineRule="exact"/>
       </w:pPr>
       <w:r>
@@ -1347,6 +1365,8 @@
     </w:p>
     <w:p>
       <w:pPr>
+        <w:keepNext/>
+        <w:keepLines/>
         <w:spacing w:before="560"/>
         <w:ind w:left="4320"/>
       </w:pPr>
@@ -1363,6 +1383,7 @@
     </w:p>
     <w:p>
       <w:pPr>
+        <w:keepLines/>
         <w:ind w:left="4320"/>
       </w:pPr>
       <w:r>

--- a/templates/dhs/dhs_petition_2p_2c.docx
+++ b/templates/dhs/dhs_petition_2p_2c.docx
@@ -957,7 +957,7 @@
                 <w:sz w:val="24"/>
                 <w:szCs w:val="24"/>
               </w:rPr>
-              <w:t xml:space="preserve">By:{% if attorney_signature %}  {{ attorney_signature }}{% endif %}____________________</w:t>
+              <w:t xml:space="preserve">By: {% if attorney_signature %}  {{ attorney_signature }}{% endif %}____________________</w:t>
             </w:r>
           </w:p>
           <w:p>
